--- a/PP-salygos/templates/SSD_LT_SPS.docx
+++ b/PP-salygos/templates/SSD_LT_SPS.docx
@@ -27,7 +27,7 @@
           <w:u w:val="none"/>
           <w:lang w:val="lt-LT"/>
         </w:rPr>
-        <w:t>/ĮMONĖS PAVADINIMAS/</w:t>
+        <w:t>ĮMONĖS PAVADINIMAS</w:t>
       </w:r>
       <w:r>
         <w:rPr>
@@ -108,14 +108,12 @@
       </w:r>
       <w:r>
         <w:rPr>
-          <w:b/>
           <w:rFonts w:ascii="Arial" w:hAnsi="Arial" w:cs="Arial"/>
           <w:i/>
           <w:iCs/>
           <w:sz w:val="20"/>
           <w:szCs w:val="20"/>
           <w:lang w:val="lt-LT"/>
-          <w:u w:val="none"/>
         </w:rPr>
         <w:t>) pirkimas</w:t>
       </w:r>
@@ -155,7 +153,6 @@
             <w:calendar w:val="gregorian"/>
           </w:date>
         </w:sdtPr>
-        <w:sdtEndPr/>
         <w:sdtContent>
           <w:r>
             <w:rPr>
@@ -272,11 +269,13 @@
           <w:pPr>
             <w:pStyle w:val="TOC1"/>
             <w:rPr>
-              <w:rFonts w:asciiTheme="minorHAnsi" w:eastAsiaTheme="minorEastAsia" w:hAnsiTheme="minorHAnsi" w:cstheme="minorBidi"/>
+              <w:rFonts w:ascii="Arial" w:eastAsiaTheme="minorEastAsia" w:hAnsi="Arial" w:cs="Arial"/>
               <w:bCs w:val="0"/>
               <w:iCs w:val="0"/>
               <w:caps w:val="0"/>
               <w:kern w:val="2"/>
+              <w:sz w:val="20"/>
+              <w:szCs w:val="20"/>
               <w14:ligatures w14:val="standardContextual"/>
             </w:rPr>
           </w:pPr>
@@ -289,20 +288,25 @@
           <w:r>
             <w:fldChar w:fldCharType="separate"/>
           </w:r>
-          <w:hyperlink w:anchor="_Toc234925738" w:history="1">
+          <w:hyperlink w:anchor="_Toc184819638" w:history="1">
             <w:r>
               <w:rPr>
                 <w:rStyle w:val="Hyperlink"/>
+                <w:rFonts w:ascii="Arial" w:hAnsi="Arial" w:cs="Arial"/>
+                <w:sz w:val="20"/>
+                <w:szCs w:val="20"/>
               </w:rPr>
               <w:t>1.</w:t>
             </w:r>
             <w:r>
               <w:rPr>
-                <w:rFonts w:asciiTheme="minorHAnsi" w:eastAsiaTheme="minorEastAsia" w:hAnsiTheme="minorHAnsi" w:cstheme="minorBidi"/>
+                <w:rFonts w:ascii="Arial" w:eastAsiaTheme="minorEastAsia" w:hAnsi="Arial" w:cs="Arial"/>
                 <w:bCs w:val="0"/>
                 <w:iCs w:val="0"/>
                 <w:caps w:val="0"/>
                 <w:kern w:val="2"/>
+                <w:sz w:val="20"/>
+                <w:szCs w:val="20"/>
                 <w14:ligatures w14:val="standardContextual"/>
               </w:rPr>
               <w:tab/>
@@ -310,47 +314,71 @@
             <w:r>
               <w:rPr>
                 <w:rStyle w:val="Hyperlink"/>
+                <w:rFonts w:ascii="Arial" w:hAnsi="Arial" w:cs="Arial"/>
+                <w:sz w:val="20"/>
+                <w:szCs w:val="20"/>
               </w:rPr>
               <w:t>BENDROSIOS NUOSTATOS</w:t>
             </w:r>
             <w:r>
               <w:rPr>
+                <w:rFonts w:ascii="Arial" w:hAnsi="Arial" w:cs="Arial"/>
                 <w:webHidden/>
+                <w:sz w:val="20"/>
+                <w:szCs w:val="20"/>
               </w:rPr>
               <w:tab/>
             </w:r>
             <w:r>
               <w:rPr>
+                <w:rFonts w:ascii="Arial" w:hAnsi="Arial" w:cs="Arial"/>
                 <w:webHidden/>
+                <w:sz w:val="20"/>
+                <w:szCs w:val="20"/>
               </w:rPr>
               <w:fldChar w:fldCharType="begin"/>
             </w:r>
             <w:r>
               <w:rPr>
+                <w:rFonts w:ascii="Arial" w:hAnsi="Arial" w:cs="Arial"/>
                 <w:webHidden/>
-              </w:rPr>
-              <w:instrText xml:space="preserve"> PAGEREF _Toc234925738 \h </w:instrText>
-            </w:r>
-            <w:r>
-              <w:rPr>
+                <w:sz w:val="20"/>
+                <w:szCs w:val="20"/>
+              </w:rPr>
+              <w:instrText xml:space="preserve"> PAGEREF _Toc184819638 \h </w:instrText>
+            </w:r>
+            <w:r>
+              <w:rPr>
+                <w:rFonts w:ascii="Arial" w:hAnsi="Arial" w:cs="Arial"/>
                 <w:webHidden/>
-              </w:rPr>
-            </w:r>
-            <w:r>
-              <w:rPr>
+                <w:sz w:val="20"/>
+                <w:szCs w:val="20"/>
+              </w:rPr>
+            </w:r>
+            <w:r>
+              <w:rPr>
+                <w:rFonts w:ascii="Arial" w:hAnsi="Arial" w:cs="Arial"/>
                 <w:webHidden/>
+                <w:sz w:val="20"/>
+                <w:szCs w:val="20"/>
               </w:rPr>
               <w:fldChar w:fldCharType="separate"/>
             </w:r>
             <w:r>
               <w:rPr>
+                <w:rFonts w:ascii="Arial" w:hAnsi="Arial" w:cs="Arial"/>
                 <w:webHidden/>
+                <w:sz w:val="20"/>
+                <w:szCs w:val="20"/>
               </w:rPr>
               <w:t>1</w:t>
             </w:r>
             <w:r>
               <w:rPr>
+                <w:rFonts w:ascii="Arial" w:hAnsi="Arial" w:cs="Arial"/>
                 <w:webHidden/>
+                <w:sz w:val="20"/>
+                <w:szCs w:val="20"/>
               </w:rPr>
               <w:fldChar w:fldCharType="end"/>
             </w:r>
@@ -360,28 +388,35 @@
           <w:pPr>
             <w:pStyle w:val="TOC1"/>
             <w:rPr>
-              <w:rFonts w:asciiTheme="minorHAnsi" w:eastAsiaTheme="minorEastAsia" w:hAnsiTheme="minorHAnsi" w:cstheme="minorBidi"/>
+              <w:rFonts w:ascii="Arial" w:eastAsiaTheme="minorEastAsia" w:hAnsi="Arial" w:cs="Arial"/>
               <w:bCs w:val="0"/>
               <w:iCs w:val="0"/>
               <w:caps w:val="0"/>
               <w:kern w:val="2"/>
+              <w:sz w:val="20"/>
+              <w:szCs w:val="20"/>
               <w14:ligatures w14:val="standardContextual"/>
             </w:rPr>
           </w:pPr>
-          <w:hyperlink w:anchor="_Toc234925739" w:history="1">
+          <w:hyperlink w:anchor="_Toc184819639" w:history="1">
             <w:r>
               <w:rPr>
                 <w:rStyle w:val="Hyperlink"/>
+                <w:rFonts w:ascii="Arial" w:hAnsi="Arial" w:cs="Arial"/>
+                <w:sz w:val="20"/>
+                <w:szCs w:val="20"/>
               </w:rPr>
               <w:t>2.</w:t>
             </w:r>
             <w:r>
               <w:rPr>
-                <w:rFonts w:asciiTheme="minorHAnsi" w:eastAsiaTheme="minorEastAsia" w:hAnsiTheme="minorHAnsi" w:cstheme="minorBidi"/>
+                <w:rFonts w:ascii="Arial" w:eastAsiaTheme="minorEastAsia" w:hAnsi="Arial" w:cs="Arial"/>
                 <w:bCs w:val="0"/>
                 <w:iCs w:val="0"/>
                 <w:caps w:val="0"/>
                 <w:kern w:val="2"/>
+                <w:sz w:val="20"/>
+                <w:szCs w:val="20"/>
                 <w14:ligatures w14:val="standardContextual"/>
               </w:rPr>
               <w:tab/>
@@ -389,47 +424,71 @@
             <w:r>
               <w:rPr>
                 <w:rStyle w:val="Hyperlink"/>
+                <w:rFonts w:ascii="Arial" w:hAnsi="Arial" w:cs="Arial"/>
+                <w:sz w:val="20"/>
+                <w:szCs w:val="20"/>
               </w:rPr>
               <w:t>PIRKIMO OBJEKTAS</w:t>
             </w:r>
             <w:r>
               <w:rPr>
+                <w:rFonts w:ascii="Arial" w:hAnsi="Arial" w:cs="Arial"/>
                 <w:webHidden/>
+                <w:sz w:val="20"/>
+                <w:szCs w:val="20"/>
               </w:rPr>
               <w:tab/>
             </w:r>
             <w:r>
               <w:rPr>
+                <w:rFonts w:ascii="Arial" w:hAnsi="Arial" w:cs="Arial"/>
                 <w:webHidden/>
+                <w:sz w:val="20"/>
+                <w:szCs w:val="20"/>
               </w:rPr>
               <w:fldChar w:fldCharType="begin"/>
             </w:r>
             <w:r>
               <w:rPr>
+                <w:rFonts w:ascii="Arial" w:hAnsi="Arial" w:cs="Arial"/>
                 <w:webHidden/>
-              </w:rPr>
-              <w:instrText xml:space="preserve"> PAGEREF _Toc234925739 \h </w:instrText>
-            </w:r>
-            <w:r>
-              <w:rPr>
+                <w:sz w:val="20"/>
+                <w:szCs w:val="20"/>
+              </w:rPr>
+              <w:instrText xml:space="preserve"> PAGEREF _Toc184819639 \h </w:instrText>
+            </w:r>
+            <w:r>
+              <w:rPr>
+                <w:rFonts w:ascii="Arial" w:hAnsi="Arial" w:cs="Arial"/>
                 <w:webHidden/>
-              </w:rPr>
-            </w:r>
-            <w:r>
-              <w:rPr>
+                <w:sz w:val="20"/>
+                <w:szCs w:val="20"/>
+              </w:rPr>
+            </w:r>
+            <w:r>
+              <w:rPr>
+                <w:rFonts w:ascii="Arial" w:hAnsi="Arial" w:cs="Arial"/>
                 <w:webHidden/>
+                <w:sz w:val="20"/>
+                <w:szCs w:val="20"/>
               </w:rPr>
               <w:fldChar w:fldCharType="separate"/>
             </w:r>
             <w:r>
               <w:rPr>
+                <w:rFonts w:ascii="Arial" w:hAnsi="Arial" w:cs="Arial"/>
                 <w:webHidden/>
-              </w:rPr>
-              <w:t>2</w:t>
-            </w:r>
-            <w:r>
-              <w:rPr>
+                <w:sz w:val="20"/>
+                <w:szCs w:val="20"/>
+              </w:rPr>
+              <w:t>1</w:t>
+            </w:r>
+            <w:r>
+              <w:rPr>
+                <w:rFonts w:ascii="Arial" w:hAnsi="Arial" w:cs="Arial"/>
                 <w:webHidden/>
+                <w:sz w:val="20"/>
+                <w:szCs w:val="20"/>
               </w:rPr>
               <w:fldChar w:fldCharType="end"/>
             </w:r>
@@ -439,28 +498,35 @@
           <w:pPr>
             <w:pStyle w:val="TOC1"/>
             <w:rPr>
-              <w:rFonts w:asciiTheme="minorHAnsi" w:eastAsiaTheme="minorEastAsia" w:hAnsiTheme="minorHAnsi" w:cstheme="minorBidi"/>
+              <w:rFonts w:ascii="Arial" w:eastAsiaTheme="minorEastAsia" w:hAnsi="Arial" w:cs="Arial"/>
               <w:bCs w:val="0"/>
               <w:iCs w:val="0"/>
               <w:caps w:val="0"/>
               <w:kern w:val="2"/>
+              <w:sz w:val="20"/>
+              <w:szCs w:val="20"/>
               <w14:ligatures w14:val="standardContextual"/>
             </w:rPr>
           </w:pPr>
-          <w:hyperlink w:anchor="_Toc234925740" w:history="1">
+          <w:hyperlink w:anchor="_Toc184819640" w:history="1">
             <w:r>
               <w:rPr>
                 <w:rStyle w:val="Hyperlink"/>
+                <w:rFonts w:ascii="Arial" w:hAnsi="Arial" w:cs="Arial"/>
+                <w:sz w:val="20"/>
+                <w:szCs w:val="20"/>
               </w:rPr>
               <w:t>3.</w:t>
             </w:r>
             <w:r>
               <w:rPr>
-                <w:rFonts w:asciiTheme="minorHAnsi" w:eastAsiaTheme="minorEastAsia" w:hAnsiTheme="minorHAnsi" w:cstheme="minorBidi"/>
+                <w:rFonts w:ascii="Arial" w:eastAsiaTheme="minorEastAsia" w:hAnsi="Arial" w:cs="Arial"/>
                 <w:bCs w:val="0"/>
                 <w:iCs w:val="0"/>
                 <w:caps w:val="0"/>
                 <w:kern w:val="2"/>
+                <w:sz w:val="20"/>
+                <w:szCs w:val="20"/>
                 <w14:ligatures w14:val="standardContextual"/>
               </w:rPr>
               <w:tab/>
@@ -468,47 +534,71 @@
             <w:r>
               <w:rPr>
                 <w:rStyle w:val="Hyperlink"/>
+                <w:rFonts w:ascii="Arial" w:hAnsi="Arial" w:cs="Arial"/>
+                <w:sz w:val="20"/>
+                <w:szCs w:val="20"/>
               </w:rPr>
               <w:t>TIEKĖJŲ PAŠALINIMO PAGRINDŲ NEBUVIMO IR KVALIFIKACIJOS REIKALAVIMAI</w:t>
             </w:r>
             <w:r>
               <w:rPr>
+                <w:rFonts w:ascii="Arial" w:hAnsi="Arial" w:cs="Arial"/>
                 <w:webHidden/>
+                <w:sz w:val="20"/>
+                <w:szCs w:val="20"/>
               </w:rPr>
               <w:tab/>
             </w:r>
             <w:r>
               <w:rPr>
+                <w:rFonts w:ascii="Arial" w:hAnsi="Arial" w:cs="Arial"/>
                 <w:webHidden/>
+                <w:sz w:val="20"/>
+                <w:szCs w:val="20"/>
               </w:rPr>
               <w:fldChar w:fldCharType="begin"/>
             </w:r>
             <w:r>
               <w:rPr>
+                <w:rFonts w:ascii="Arial" w:hAnsi="Arial" w:cs="Arial"/>
                 <w:webHidden/>
-              </w:rPr>
-              <w:instrText xml:space="preserve"> PAGEREF _Toc234925740 \h </w:instrText>
-            </w:r>
-            <w:r>
-              <w:rPr>
+                <w:sz w:val="20"/>
+                <w:szCs w:val="20"/>
+              </w:rPr>
+              <w:instrText xml:space="preserve"> PAGEREF _Toc184819640 \h </w:instrText>
+            </w:r>
+            <w:r>
+              <w:rPr>
+                <w:rFonts w:ascii="Arial" w:hAnsi="Arial" w:cs="Arial"/>
                 <w:webHidden/>
-              </w:rPr>
-            </w:r>
-            <w:r>
-              <w:rPr>
+                <w:sz w:val="20"/>
+                <w:szCs w:val="20"/>
+              </w:rPr>
+            </w:r>
+            <w:r>
+              <w:rPr>
+                <w:rFonts w:ascii="Arial" w:hAnsi="Arial" w:cs="Arial"/>
                 <w:webHidden/>
+                <w:sz w:val="20"/>
+                <w:szCs w:val="20"/>
               </w:rPr>
               <w:fldChar w:fldCharType="separate"/>
             </w:r>
             <w:r>
               <w:rPr>
+                <w:rFonts w:ascii="Arial" w:hAnsi="Arial" w:cs="Arial"/>
                 <w:webHidden/>
+                <w:sz w:val="20"/>
+                <w:szCs w:val="20"/>
               </w:rPr>
               <w:t>2</w:t>
             </w:r>
             <w:r>
               <w:rPr>
+                <w:rFonts w:ascii="Arial" w:hAnsi="Arial" w:cs="Arial"/>
                 <w:webHidden/>
+                <w:sz w:val="20"/>
+                <w:szCs w:val="20"/>
               </w:rPr>
               <w:fldChar w:fldCharType="end"/>
             </w:r>
@@ -518,28 +608,35 @@
           <w:pPr>
             <w:pStyle w:val="TOC1"/>
             <w:rPr>
-              <w:rFonts w:asciiTheme="minorHAnsi" w:eastAsiaTheme="minorEastAsia" w:hAnsiTheme="minorHAnsi" w:cstheme="minorBidi"/>
+              <w:rFonts w:ascii="Arial" w:eastAsiaTheme="minorEastAsia" w:hAnsi="Arial" w:cs="Arial"/>
               <w:bCs w:val="0"/>
               <w:iCs w:val="0"/>
               <w:caps w:val="0"/>
               <w:kern w:val="2"/>
+              <w:sz w:val="20"/>
+              <w:szCs w:val="20"/>
               <w14:ligatures w14:val="standardContextual"/>
             </w:rPr>
           </w:pPr>
-          <w:hyperlink w:anchor="_Toc234925741" w:history="1">
+          <w:hyperlink w:anchor="_Toc184819641" w:history="1">
             <w:r>
               <w:rPr>
                 <w:rStyle w:val="Hyperlink"/>
+                <w:rFonts w:ascii="Arial" w:hAnsi="Arial" w:cs="Arial"/>
+                <w:sz w:val="20"/>
+                <w:szCs w:val="20"/>
               </w:rPr>
               <w:t>4.</w:t>
             </w:r>
             <w:r>
               <w:rPr>
-                <w:rFonts w:asciiTheme="minorHAnsi" w:eastAsiaTheme="minorEastAsia" w:hAnsiTheme="minorHAnsi" w:cstheme="minorBidi"/>
+                <w:rFonts w:ascii="Arial" w:eastAsiaTheme="minorEastAsia" w:hAnsi="Arial" w:cs="Arial"/>
                 <w:bCs w:val="0"/>
                 <w:iCs w:val="0"/>
                 <w:caps w:val="0"/>
                 <w:kern w:val="2"/>
+                <w:sz w:val="20"/>
+                <w:szCs w:val="20"/>
                 <w14:ligatures w14:val="standardContextual"/>
               </w:rPr>
               <w:tab/>
@@ -547,47 +644,71 @@
             <w:r>
               <w:rPr>
                 <w:rStyle w:val="Hyperlink"/>
+                <w:rFonts w:ascii="Arial" w:hAnsi="Arial" w:cs="Arial"/>
+                <w:sz w:val="20"/>
+                <w:szCs w:val="20"/>
               </w:rPr>
               <w:t>REIKALAVIMAI ŽALIESIEMS PIRKIMAMS</w:t>
             </w:r>
             <w:r>
               <w:rPr>
+                <w:rFonts w:ascii="Arial" w:hAnsi="Arial" w:cs="Arial"/>
                 <w:webHidden/>
+                <w:sz w:val="20"/>
+                <w:szCs w:val="20"/>
               </w:rPr>
               <w:tab/>
             </w:r>
             <w:r>
               <w:rPr>
+                <w:rFonts w:ascii="Arial" w:hAnsi="Arial" w:cs="Arial"/>
                 <w:webHidden/>
+                <w:sz w:val="20"/>
+                <w:szCs w:val="20"/>
               </w:rPr>
               <w:fldChar w:fldCharType="begin"/>
             </w:r>
             <w:r>
               <w:rPr>
+                <w:rFonts w:ascii="Arial" w:hAnsi="Arial" w:cs="Arial"/>
                 <w:webHidden/>
-              </w:rPr>
-              <w:instrText xml:space="preserve"> PAGEREF _Toc234925741 \h </w:instrText>
-            </w:r>
-            <w:r>
-              <w:rPr>
+                <w:sz w:val="20"/>
+                <w:szCs w:val="20"/>
+              </w:rPr>
+              <w:instrText xml:space="preserve"> PAGEREF _Toc184819641 \h </w:instrText>
+            </w:r>
+            <w:r>
+              <w:rPr>
+                <w:rFonts w:ascii="Arial" w:hAnsi="Arial" w:cs="Arial"/>
                 <w:webHidden/>
-              </w:rPr>
-            </w:r>
-            <w:r>
-              <w:rPr>
+                <w:sz w:val="20"/>
+                <w:szCs w:val="20"/>
+              </w:rPr>
+            </w:r>
+            <w:r>
+              <w:rPr>
+                <w:rFonts w:ascii="Arial" w:hAnsi="Arial" w:cs="Arial"/>
                 <w:webHidden/>
+                <w:sz w:val="20"/>
+                <w:szCs w:val="20"/>
               </w:rPr>
               <w:fldChar w:fldCharType="separate"/>
             </w:r>
             <w:r>
               <w:rPr>
+                <w:rFonts w:ascii="Arial" w:hAnsi="Arial" w:cs="Arial"/>
                 <w:webHidden/>
-              </w:rPr>
-              <w:t>9</w:t>
-            </w:r>
-            <w:r>
-              <w:rPr>
+                <w:sz w:val="20"/>
+                <w:szCs w:val="20"/>
+              </w:rPr>
+              <w:t>7</w:t>
+            </w:r>
+            <w:r>
+              <w:rPr>
+                <w:rFonts w:ascii="Arial" w:hAnsi="Arial" w:cs="Arial"/>
                 <w:webHidden/>
+                <w:sz w:val="20"/>
+                <w:szCs w:val="20"/>
               </w:rPr>
               <w:fldChar w:fldCharType="end"/>
             </w:r>
@@ -597,28 +718,35 @@
           <w:pPr>
             <w:pStyle w:val="TOC1"/>
             <w:rPr>
-              <w:rFonts w:asciiTheme="minorHAnsi" w:eastAsiaTheme="minorEastAsia" w:hAnsiTheme="minorHAnsi" w:cstheme="minorBidi"/>
+              <w:rFonts w:ascii="Arial" w:eastAsiaTheme="minorEastAsia" w:hAnsi="Arial" w:cs="Arial"/>
               <w:bCs w:val="0"/>
               <w:iCs w:val="0"/>
               <w:caps w:val="0"/>
               <w:kern w:val="2"/>
+              <w:sz w:val="20"/>
+              <w:szCs w:val="20"/>
               <w14:ligatures w14:val="standardContextual"/>
             </w:rPr>
           </w:pPr>
-          <w:hyperlink w:anchor="_Toc234925742" w:history="1">
+          <w:hyperlink w:anchor="_Toc184819642" w:history="1">
             <w:r>
               <w:rPr>
                 <w:rStyle w:val="Hyperlink"/>
+                <w:rFonts w:ascii="Arial" w:hAnsi="Arial" w:cs="Arial"/>
+                <w:sz w:val="20"/>
+                <w:szCs w:val="20"/>
               </w:rPr>
               <w:t>5.</w:t>
             </w:r>
             <w:r>
               <w:rPr>
-                <w:rFonts w:asciiTheme="minorHAnsi" w:eastAsiaTheme="minorEastAsia" w:hAnsiTheme="minorHAnsi" w:cstheme="minorBidi"/>
+                <w:rFonts w:ascii="Arial" w:eastAsiaTheme="minorEastAsia" w:hAnsi="Arial" w:cs="Arial"/>
                 <w:bCs w:val="0"/>
                 <w:iCs w:val="0"/>
                 <w:caps w:val="0"/>
                 <w:kern w:val="2"/>
+                <w:sz w:val="20"/>
+                <w:szCs w:val="20"/>
                 <w14:ligatures w14:val="standardContextual"/>
               </w:rPr>
               <w:tab/>
@@ -626,47 +754,71 @@
             <w:r>
               <w:rPr>
                 <w:rStyle w:val="Hyperlink"/>
+                <w:rFonts w:ascii="Arial" w:hAnsi="Arial" w:cs="Arial"/>
+                <w:sz w:val="20"/>
+                <w:szCs w:val="20"/>
               </w:rPr>
               <w:t>SOCIALINIAI REIKALAVIMAI</w:t>
             </w:r>
             <w:r>
               <w:rPr>
+                <w:rFonts w:ascii="Arial" w:hAnsi="Arial" w:cs="Arial"/>
                 <w:webHidden/>
+                <w:sz w:val="20"/>
+                <w:szCs w:val="20"/>
               </w:rPr>
               <w:tab/>
             </w:r>
             <w:r>
               <w:rPr>
+                <w:rFonts w:ascii="Arial" w:hAnsi="Arial" w:cs="Arial"/>
                 <w:webHidden/>
+                <w:sz w:val="20"/>
+                <w:szCs w:val="20"/>
               </w:rPr>
               <w:fldChar w:fldCharType="begin"/>
             </w:r>
             <w:r>
               <w:rPr>
+                <w:rFonts w:ascii="Arial" w:hAnsi="Arial" w:cs="Arial"/>
                 <w:webHidden/>
-              </w:rPr>
-              <w:instrText xml:space="preserve"> PAGEREF _Toc234925742 \h </w:instrText>
-            </w:r>
-            <w:r>
-              <w:rPr>
+                <w:sz w:val="20"/>
+                <w:szCs w:val="20"/>
+              </w:rPr>
+              <w:instrText xml:space="preserve"> PAGEREF _Toc184819642 \h </w:instrText>
+            </w:r>
+            <w:r>
+              <w:rPr>
+                <w:rFonts w:ascii="Arial" w:hAnsi="Arial" w:cs="Arial"/>
                 <w:webHidden/>
-              </w:rPr>
-            </w:r>
-            <w:r>
-              <w:rPr>
+                <w:sz w:val="20"/>
+                <w:szCs w:val="20"/>
+              </w:rPr>
+            </w:r>
+            <w:r>
+              <w:rPr>
+                <w:rFonts w:ascii="Arial" w:hAnsi="Arial" w:cs="Arial"/>
                 <w:webHidden/>
+                <w:sz w:val="20"/>
+                <w:szCs w:val="20"/>
               </w:rPr>
               <w:fldChar w:fldCharType="separate"/>
             </w:r>
             <w:r>
               <w:rPr>
+                <w:rFonts w:ascii="Arial" w:hAnsi="Arial" w:cs="Arial"/>
                 <w:webHidden/>
-              </w:rPr>
-              <w:t>10</w:t>
-            </w:r>
-            <w:r>
-              <w:rPr>
+                <w:sz w:val="20"/>
+                <w:szCs w:val="20"/>
+              </w:rPr>
+              <w:t>8</w:t>
+            </w:r>
+            <w:r>
+              <w:rPr>
+                <w:rFonts w:ascii="Arial" w:hAnsi="Arial" w:cs="Arial"/>
                 <w:webHidden/>
+                <w:sz w:val="20"/>
+                <w:szCs w:val="20"/>
               </w:rPr>
               <w:fldChar w:fldCharType="end"/>
             </w:r>
@@ -676,28 +828,35 @@
           <w:pPr>
             <w:pStyle w:val="TOC1"/>
             <w:rPr>
-              <w:rFonts w:asciiTheme="minorHAnsi" w:eastAsiaTheme="minorEastAsia" w:hAnsiTheme="minorHAnsi" w:cstheme="minorBidi"/>
+              <w:rFonts w:ascii="Arial" w:eastAsiaTheme="minorEastAsia" w:hAnsi="Arial" w:cs="Arial"/>
               <w:bCs w:val="0"/>
               <w:iCs w:val="0"/>
               <w:caps w:val="0"/>
               <w:kern w:val="2"/>
+              <w:sz w:val="20"/>
+              <w:szCs w:val="20"/>
               <w14:ligatures w14:val="standardContextual"/>
             </w:rPr>
           </w:pPr>
-          <w:hyperlink w:anchor="_Toc234925743" w:history="1">
+          <w:hyperlink w:anchor="_Toc184819643" w:history="1">
             <w:r>
               <w:rPr>
                 <w:rStyle w:val="Hyperlink"/>
+                <w:rFonts w:ascii="Arial" w:hAnsi="Arial" w:cs="Arial"/>
+                <w:sz w:val="20"/>
+                <w:szCs w:val="20"/>
               </w:rPr>
               <w:t>6.</w:t>
             </w:r>
             <w:r>
               <w:rPr>
-                <w:rFonts w:asciiTheme="minorHAnsi" w:eastAsiaTheme="minorEastAsia" w:hAnsiTheme="minorHAnsi" w:cstheme="minorBidi"/>
+                <w:rFonts w:ascii="Arial" w:eastAsiaTheme="minorEastAsia" w:hAnsi="Arial" w:cs="Arial"/>
                 <w:bCs w:val="0"/>
                 <w:iCs w:val="0"/>
                 <w:caps w:val="0"/>
                 <w:kern w:val="2"/>
+                <w:sz w:val="20"/>
+                <w:szCs w:val="20"/>
                 <w14:ligatures w14:val="standardContextual"/>
               </w:rPr>
               <w:tab/>
@@ -705,47 +864,71 @@
             <w:r>
               <w:rPr>
                 <w:rStyle w:val="Hyperlink"/>
+                <w:rFonts w:ascii="Arial" w:hAnsi="Arial" w:cs="Arial"/>
+                <w:sz w:val="20"/>
+                <w:szCs w:val="20"/>
               </w:rPr>
               <w:t>KITI REIKALAVIMAI</w:t>
             </w:r>
             <w:r>
               <w:rPr>
+                <w:rFonts w:ascii="Arial" w:hAnsi="Arial" w:cs="Arial"/>
                 <w:webHidden/>
+                <w:sz w:val="20"/>
+                <w:szCs w:val="20"/>
               </w:rPr>
               <w:tab/>
             </w:r>
             <w:r>
               <w:rPr>
+                <w:rFonts w:ascii="Arial" w:hAnsi="Arial" w:cs="Arial"/>
                 <w:webHidden/>
+                <w:sz w:val="20"/>
+                <w:szCs w:val="20"/>
               </w:rPr>
               <w:fldChar w:fldCharType="begin"/>
             </w:r>
             <w:r>
               <w:rPr>
+                <w:rFonts w:ascii="Arial" w:hAnsi="Arial" w:cs="Arial"/>
                 <w:webHidden/>
-              </w:rPr>
-              <w:instrText xml:space="preserve"> PAGEREF _Toc234925743 \h </w:instrText>
-            </w:r>
-            <w:r>
-              <w:rPr>
+                <w:sz w:val="20"/>
+                <w:szCs w:val="20"/>
+              </w:rPr>
+              <w:instrText xml:space="preserve"> PAGEREF _Toc184819643 \h </w:instrText>
+            </w:r>
+            <w:r>
+              <w:rPr>
+                <w:rFonts w:ascii="Arial" w:hAnsi="Arial" w:cs="Arial"/>
                 <w:webHidden/>
-              </w:rPr>
-            </w:r>
-            <w:r>
-              <w:rPr>
+                <w:sz w:val="20"/>
+                <w:szCs w:val="20"/>
+              </w:rPr>
+            </w:r>
+            <w:r>
+              <w:rPr>
+                <w:rFonts w:ascii="Arial" w:hAnsi="Arial" w:cs="Arial"/>
                 <w:webHidden/>
+                <w:sz w:val="20"/>
+                <w:szCs w:val="20"/>
               </w:rPr>
               <w:fldChar w:fldCharType="separate"/>
             </w:r>
             <w:r>
               <w:rPr>
+                <w:rFonts w:ascii="Arial" w:hAnsi="Arial" w:cs="Arial"/>
                 <w:webHidden/>
-              </w:rPr>
-              <w:t>12</w:t>
-            </w:r>
-            <w:r>
-              <w:rPr>
+                <w:sz w:val="20"/>
+                <w:szCs w:val="20"/>
+              </w:rPr>
+              <w:t>11</w:t>
+            </w:r>
+            <w:r>
+              <w:rPr>
+                <w:rFonts w:ascii="Arial" w:hAnsi="Arial" w:cs="Arial"/>
                 <w:webHidden/>
+                <w:sz w:val="20"/>
+                <w:szCs w:val="20"/>
               </w:rPr>
               <w:fldChar w:fldCharType="end"/>
             </w:r>
@@ -755,28 +938,35 @@
           <w:pPr>
             <w:pStyle w:val="TOC1"/>
             <w:rPr>
-              <w:rFonts w:asciiTheme="minorHAnsi" w:eastAsiaTheme="minorEastAsia" w:hAnsiTheme="minorHAnsi" w:cstheme="minorBidi"/>
+              <w:rFonts w:ascii="Arial" w:eastAsiaTheme="minorEastAsia" w:hAnsi="Arial" w:cs="Arial"/>
               <w:bCs w:val="0"/>
               <w:iCs w:val="0"/>
               <w:caps w:val="0"/>
               <w:kern w:val="2"/>
+              <w:sz w:val="20"/>
+              <w:szCs w:val="20"/>
               <w14:ligatures w14:val="standardContextual"/>
             </w:rPr>
           </w:pPr>
-          <w:hyperlink w:anchor="_Toc234925744" w:history="1">
+          <w:hyperlink w:anchor="_Toc184819644" w:history="1">
             <w:r>
               <w:rPr>
                 <w:rStyle w:val="Hyperlink"/>
+                <w:rFonts w:ascii="Arial" w:hAnsi="Arial" w:cs="Arial"/>
+                <w:sz w:val="20"/>
+                <w:szCs w:val="20"/>
               </w:rPr>
               <w:t>7.</w:t>
             </w:r>
             <w:r>
               <w:rPr>
-                <w:rFonts w:asciiTheme="minorHAnsi" w:eastAsiaTheme="minorEastAsia" w:hAnsiTheme="minorHAnsi" w:cstheme="minorBidi"/>
+                <w:rFonts w:ascii="Arial" w:eastAsiaTheme="minorEastAsia" w:hAnsi="Arial" w:cs="Arial"/>
                 <w:bCs w:val="0"/>
                 <w:iCs w:val="0"/>
                 <w:caps w:val="0"/>
                 <w:kern w:val="2"/>
+                <w:sz w:val="20"/>
+                <w:szCs w:val="20"/>
                 <w14:ligatures w14:val="standardContextual"/>
               </w:rPr>
               <w:tab/>
@@ -784,47 +974,71 @@
             <w:r>
               <w:rPr>
                 <w:rStyle w:val="Hyperlink"/>
+                <w:rFonts w:ascii="Arial" w:hAnsi="Arial" w:cs="Arial"/>
+                <w:sz w:val="20"/>
+                <w:szCs w:val="20"/>
               </w:rPr>
               <w:t>REIKALAVIMAI PASIŪLYMŲ PATEIKIMUI</w:t>
             </w:r>
             <w:r>
               <w:rPr>
+                <w:rFonts w:ascii="Arial" w:hAnsi="Arial" w:cs="Arial"/>
                 <w:webHidden/>
+                <w:sz w:val="20"/>
+                <w:szCs w:val="20"/>
               </w:rPr>
               <w:tab/>
             </w:r>
             <w:r>
               <w:rPr>
+                <w:rFonts w:ascii="Arial" w:hAnsi="Arial" w:cs="Arial"/>
                 <w:webHidden/>
+                <w:sz w:val="20"/>
+                <w:szCs w:val="20"/>
               </w:rPr>
               <w:fldChar w:fldCharType="begin"/>
             </w:r>
             <w:r>
               <w:rPr>
+                <w:rFonts w:ascii="Arial" w:hAnsi="Arial" w:cs="Arial"/>
                 <w:webHidden/>
-              </w:rPr>
-              <w:instrText xml:space="preserve"> PAGEREF _Toc234925744 \h </w:instrText>
-            </w:r>
-            <w:r>
-              <w:rPr>
+                <w:sz w:val="20"/>
+                <w:szCs w:val="20"/>
+              </w:rPr>
+              <w:instrText xml:space="preserve"> PAGEREF _Toc184819644 \h </w:instrText>
+            </w:r>
+            <w:r>
+              <w:rPr>
+                <w:rFonts w:ascii="Arial" w:hAnsi="Arial" w:cs="Arial"/>
                 <w:webHidden/>
-              </w:rPr>
-            </w:r>
-            <w:r>
-              <w:rPr>
+                <w:sz w:val="20"/>
+                <w:szCs w:val="20"/>
+              </w:rPr>
+            </w:r>
+            <w:r>
+              <w:rPr>
+                <w:rFonts w:ascii="Arial" w:hAnsi="Arial" w:cs="Arial"/>
                 <w:webHidden/>
+                <w:sz w:val="20"/>
+                <w:szCs w:val="20"/>
               </w:rPr>
               <w:fldChar w:fldCharType="separate"/>
             </w:r>
             <w:r>
               <w:rPr>
+                <w:rFonts w:ascii="Arial" w:hAnsi="Arial" w:cs="Arial"/>
                 <w:webHidden/>
-              </w:rPr>
-              <w:t>17</w:t>
-            </w:r>
-            <w:r>
-              <w:rPr>
+                <w:sz w:val="20"/>
+                <w:szCs w:val="20"/>
+              </w:rPr>
+              <w:t>15</w:t>
+            </w:r>
+            <w:r>
+              <w:rPr>
+                <w:rFonts w:ascii="Arial" w:hAnsi="Arial" w:cs="Arial"/>
                 <w:webHidden/>
+                <w:sz w:val="20"/>
+                <w:szCs w:val="20"/>
               </w:rPr>
               <w:fldChar w:fldCharType="end"/>
             </w:r>
@@ -834,28 +1048,35 @@
           <w:pPr>
             <w:pStyle w:val="TOC1"/>
             <w:rPr>
-              <w:rFonts w:asciiTheme="minorHAnsi" w:eastAsiaTheme="minorEastAsia" w:hAnsiTheme="minorHAnsi" w:cstheme="minorBidi"/>
+              <w:rFonts w:ascii="Arial" w:eastAsiaTheme="minorEastAsia" w:hAnsi="Arial" w:cs="Arial"/>
               <w:bCs w:val="0"/>
               <w:iCs w:val="0"/>
               <w:caps w:val="0"/>
               <w:kern w:val="2"/>
+              <w:sz w:val="20"/>
+              <w:szCs w:val="20"/>
               <w14:ligatures w14:val="standardContextual"/>
             </w:rPr>
           </w:pPr>
-          <w:hyperlink w:anchor="_Toc234925745" w:history="1">
+          <w:hyperlink w:anchor="_Toc184819645" w:history="1">
             <w:r>
               <w:rPr>
                 <w:rStyle w:val="Hyperlink"/>
+                <w:rFonts w:ascii="Arial" w:hAnsi="Arial" w:cs="Arial"/>
+                <w:sz w:val="20"/>
+                <w:szCs w:val="20"/>
               </w:rPr>
               <w:t>8.</w:t>
             </w:r>
             <w:r>
               <w:rPr>
-                <w:rFonts w:asciiTheme="minorHAnsi" w:eastAsiaTheme="minorEastAsia" w:hAnsiTheme="minorHAnsi" w:cstheme="minorBidi"/>
+                <w:rFonts w:ascii="Arial" w:eastAsiaTheme="minorEastAsia" w:hAnsi="Arial" w:cs="Arial"/>
                 <w:bCs w:val="0"/>
                 <w:iCs w:val="0"/>
                 <w:caps w:val="0"/>
                 <w:kern w:val="2"/>
+                <w:sz w:val="20"/>
+                <w:szCs w:val="20"/>
                 <w14:ligatures w14:val="standardContextual"/>
               </w:rPr>
               <w:tab/>
@@ -863,47 +1084,71 @@
             <w:r>
               <w:rPr>
                 <w:rStyle w:val="Hyperlink"/>
+                <w:rFonts w:ascii="Arial" w:hAnsi="Arial" w:cs="Arial"/>
+                <w:sz w:val="20"/>
+                <w:szCs w:val="20"/>
               </w:rPr>
               <w:t>PASIŪLYMŲ VERTINIMO KRITERIJUS</w:t>
             </w:r>
             <w:r>
               <w:rPr>
+                <w:rFonts w:ascii="Arial" w:hAnsi="Arial" w:cs="Arial"/>
                 <w:webHidden/>
+                <w:sz w:val="20"/>
+                <w:szCs w:val="20"/>
               </w:rPr>
               <w:tab/>
             </w:r>
             <w:r>
               <w:rPr>
+                <w:rFonts w:ascii="Arial" w:hAnsi="Arial" w:cs="Arial"/>
                 <w:webHidden/>
+                <w:sz w:val="20"/>
+                <w:szCs w:val="20"/>
               </w:rPr>
               <w:fldChar w:fldCharType="begin"/>
             </w:r>
             <w:r>
               <w:rPr>
+                <w:rFonts w:ascii="Arial" w:hAnsi="Arial" w:cs="Arial"/>
                 <w:webHidden/>
-              </w:rPr>
-              <w:instrText xml:space="preserve"> PAGEREF _Toc234925745 \h </w:instrText>
-            </w:r>
-            <w:r>
-              <w:rPr>
+                <w:sz w:val="20"/>
+                <w:szCs w:val="20"/>
+              </w:rPr>
+              <w:instrText xml:space="preserve"> PAGEREF _Toc184819645 \h </w:instrText>
+            </w:r>
+            <w:r>
+              <w:rPr>
+                <w:rFonts w:ascii="Arial" w:hAnsi="Arial" w:cs="Arial"/>
                 <w:webHidden/>
-              </w:rPr>
-            </w:r>
-            <w:r>
-              <w:rPr>
+                <w:sz w:val="20"/>
+                <w:szCs w:val="20"/>
+              </w:rPr>
+            </w:r>
+            <w:r>
+              <w:rPr>
+                <w:rFonts w:ascii="Arial" w:hAnsi="Arial" w:cs="Arial"/>
                 <w:webHidden/>
+                <w:sz w:val="20"/>
+                <w:szCs w:val="20"/>
               </w:rPr>
               <w:fldChar w:fldCharType="separate"/>
             </w:r>
             <w:r>
               <w:rPr>
+                <w:rFonts w:ascii="Arial" w:hAnsi="Arial" w:cs="Arial"/>
                 <w:webHidden/>
-              </w:rPr>
-              <w:t>18</w:t>
-            </w:r>
-            <w:r>
-              <w:rPr>
+                <w:sz w:val="20"/>
+                <w:szCs w:val="20"/>
+              </w:rPr>
+              <w:t>16</w:t>
+            </w:r>
+            <w:r>
+              <w:rPr>
+                <w:rFonts w:ascii="Arial" w:hAnsi="Arial" w:cs="Arial"/>
                 <w:webHidden/>
+                <w:sz w:val="20"/>
+                <w:szCs w:val="20"/>
               </w:rPr>
               <w:fldChar w:fldCharType="end"/>
             </w:r>
@@ -913,28 +1158,35 @@
           <w:pPr>
             <w:pStyle w:val="TOC1"/>
             <w:rPr>
-              <w:rFonts w:asciiTheme="minorHAnsi" w:eastAsiaTheme="minorEastAsia" w:hAnsiTheme="minorHAnsi" w:cstheme="minorBidi"/>
+              <w:rFonts w:ascii="Arial" w:eastAsiaTheme="minorEastAsia" w:hAnsi="Arial" w:cs="Arial"/>
               <w:bCs w:val="0"/>
               <w:iCs w:val="0"/>
               <w:caps w:val="0"/>
               <w:kern w:val="2"/>
+              <w:sz w:val="20"/>
+              <w:szCs w:val="20"/>
               <w14:ligatures w14:val="standardContextual"/>
             </w:rPr>
           </w:pPr>
-          <w:hyperlink w:anchor="_Toc234925746" w:history="1">
+          <w:hyperlink w:anchor="_Toc184819646" w:history="1">
             <w:r>
               <w:rPr>
                 <w:rStyle w:val="Hyperlink"/>
+                <w:rFonts w:ascii="Arial" w:hAnsi="Arial" w:cs="Arial"/>
+                <w:sz w:val="20"/>
+                <w:szCs w:val="20"/>
               </w:rPr>
               <w:t>9.</w:t>
             </w:r>
             <w:r>
               <w:rPr>
-                <w:rFonts w:asciiTheme="minorHAnsi" w:eastAsiaTheme="minorEastAsia" w:hAnsiTheme="minorHAnsi" w:cstheme="minorBidi"/>
+                <w:rFonts w:ascii="Arial" w:eastAsiaTheme="minorEastAsia" w:hAnsi="Arial" w:cs="Arial"/>
                 <w:bCs w:val="0"/>
                 <w:iCs w:val="0"/>
                 <w:caps w:val="0"/>
                 <w:kern w:val="2"/>
+                <w:sz w:val="20"/>
+                <w:szCs w:val="20"/>
                 <w14:ligatures w14:val="standardContextual"/>
               </w:rPr>
               <w:tab/>
@@ -942,47 +1194,71 @@
             <w:r>
               <w:rPr>
                 <w:rStyle w:val="Hyperlink"/>
+                <w:rFonts w:ascii="Arial" w:hAnsi="Arial" w:cs="Arial"/>
+                <w:sz w:val="20"/>
+                <w:szCs w:val="20"/>
               </w:rPr>
               <w:t>PASIŪLYMŲ GALIOJIMO UŽTIKRINIMAS</w:t>
             </w:r>
             <w:r>
               <w:rPr>
+                <w:rFonts w:ascii="Arial" w:hAnsi="Arial" w:cs="Arial"/>
                 <w:webHidden/>
+                <w:sz w:val="20"/>
+                <w:szCs w:val="20"/>
               </w:rPr>
               <w:tab/>
             </w:r>
             <w:r>
               <w:rPr>
+                <w:rFonts w:ascii="Arial" w:hAnsi="Arial" w:cs="Arial"/>
                 <w:webHidden/>
+                <w:sz w:val="20"/>
+                <w:szCs w:val="20"/>
               </w:rPr>
               <w:fldChar w:fldCharType="begin"/>
             </w:r>
             <w:r>
               <w:rPr>
+                <w:rFonts w:ascii="Arial" w:hAnsi="Arial" w:cs="Arial"/>
                 <w:webHidden/>
-              </w:rPr>
-              <w:instrText xml:space="preserve"> PAGEREF _Toc234925746 \h </w:instrText>
-            </w:r>
-            <w:r>
-              <w:rPr>
+                <w:sz w:val="20"/>
+                <w:szCs w:val="20"/>
+              </w:rPr>
+              <w:instrText xml:space="preserve"> PAGEREF _Toc184819646 \h </w:instrText>
+            </w:r>
+            <w:r>
+              <w:rPr>
+                <w:rFonts w:ascii="Arial" w:hAnsi="Arial" w:cs="Arial"/>
                 <w:webHidden/>
-              </w:rPr>
-            </w:r>
-            <w:r>
-              <w:rPr>
+                <w:sz w:val="20"/>
+                <w:szCs w:val="20"/>
+              </w:rPr>
+            </w:r>
+            <w:r>
+              <w:rPr>
+                <w:rFonts w:ascii="Arial" w:hAnsi="Arial" w:cs="Arial"/>
                 <w:webHidden/>
+                <w:sz w:val="20"/>
+                <w:szCs w:val="20"/>
               </w:rPr>
               <w:fldChar w:fldCharType="separate"/>
             </w:r>
             <w:r>
               <w:rPr>
+                <w:rFonts w:ascii="Arial" w:hAnsi="Arial" w:cs="Arial"/>
                 <w:webHidden/>
-              </w:rPr>
-              <w:t>18</w:t>
-            </w:r>
-            <w:r>
-              <w:rPr>
+                <w:sz w:val="20"/>
+                <w:szCs w:val="20"/>
+              </w:rPr>
+              <w:t>16</w:t>
+            </w:r>
+            <w:r>
+              <w:rPr>
+                <w:rFonts w:ascii="Arial" w:hAnsi="Arial" w:cs="Arial"/>
                 <w:webHidden/>
+                <w:sz w:val="20"/>
+                <w:szCs w:val="20"/>
               </w:rPr>
               <w:fldChar w:fldCharType="end"/>
             </w:r>
@@ -992,28 +1268,35 @@
           <w:pPr>
             <w:pStyle w:val="TOC1"/>
             <w:rPr>
-              <w:rFonts w:asciiTheme="minorHAnsi" w:eastAsiaTheme="minorEastAsia" w:hAnsiTheme="minorHAnsi" w:cstheme="minorBidi"/>
+              <w:rFonts w:ascii="Arial" w:eastAsiaTheme="minorEastAsia" w:hAnsi="Arial" w:cs="Arial"/>
               <w:bCs w:val="0"/>
               <w:iCs w:val="0"/>
               <w:caps w:val="0"/>
               <w:kern w:val="2"/>
+              <w:sz w:val="20"/>
+              <w:szCs w:val="20"/>
               <w14:ligatures w14:val="standardContextual"/>
             </w:rPr>
           </w:pPr>
-          <w:hyperlink w:anchor="_Toc234925747" w:history="1">
+          <w:hyperlink w:anchor="_Toc184819647" w:history="1">
             <w:r>
               <w:rPr>
                 <w:rStyle w:val="Hyperlink"/>
+                <w:rFonts w:ascii="Arial" w:hAnsi="Arial" w:cs="Arial"/>
+                <w:sz w:val="20"/>
+                <w:szCs w:val="20"/>
               </w:rPr>
               <w:t>10.</w:t>
             </w:r>
             <w:r>
               <w:rPr>
-                <w:rFonts w:asciiTheme="minorHAnsi" w:eastAsiaTheme="minorEastAsia" w:hAnsiTheme="minorHAnsi" w:cstheme="minorBidi"/>
+                <w:rFonts w:ascii="Arial" w:eastAsiaTheme="minorEastAsia" w:hAnsi="Arial" w:cs="Arial"/>
                 <w:bCs w:val="0"/>
                 <w:iCs w:val="0"/>
                 <w:caps w:val="0"/>
                 <w:kern w:val="2"/>
+                <w:sz w:val="20"/>
+                <w:szCs w:val="20"/>
                 <w14:ligatures w14:val="standardContextual"/>
               </w:rPr>
               <w:tab/>
@@ -1021,47 +1304,71 @@
             <w:r>
               <w:rPr>
                 <w:rStyle w:val="Hyperlink"/>
+                <w:rFonts w:ascii="Arial" w:hAnsi="Arial" w:cs="Arial"/>
+                <w:sz w:val="20"/>
+                <w:szCs w:val="20"/>
               </w:rPr>
               <w:t>KITOS NUOSTATOS</w:t>
             </w:r>
             <w:r>
               <w:rPr>
+                <w:rFonts w:ascii="Arial" w:hAnsi="Arial" w:cs="Arial"/>
                 <w:webHidden/>
+                <w:sz w:val="20"/>
+                <w:szCs w:val="20"/>
               </w:rPr>
               <w:tab/>
             </w:r>
             <w:r>
               <w:rPr>
+                <w:rFonts w:ascii="Arial" w:hAnsi="Arial" w:cs="Arial"/>
                 <w:webHidden/>
+                <w:sz w:val="20"/>
+                <w:szCs w:val="20"/>
               </w:rPr>
               <w:fldChar w:fldCharType="begin"/>
             </w:r>
             <w:r>
               <w:rPr>
+                <w:rFonts w:ascii="Arial" w:hAnsi="Arial" w:cs="Arial"/>
                 <w:webHidden/>
-              </w:rPr>
-              <w:instrText xml:space="preserve"> PAGEREF _Toc234925747 \h </w:instrText>
-            </w:r>
-            <w:r>
-              <w:rPr>
+                <w:sz w:val="20"/>
+                <w:szCs w:val="20"/>
+              </w:rPr>
+              <w:instrText xml:space="preserve"> PAGEREF _Toc184819647 \h </w:instrText>
+            </w:r>
+            <w:r>
+              <w:rPr>
+                <w:rFonts w:ascii="Arial" w:hAnsi="Arial" w:cs="Arial"/>
                 <w:webHidden/>
-              </w:rPr>
-            </w:r>
-            <w:r>
-              <w:rPr>
+                <w:sz w:val="20"/>
+                <w:szCs w:val="20"/>
+              </w:rPr>
+            </w:r>
+            <w:r>
+              <w:rPr>
+                <w:rFonts w:ascii="Arial" w:hAnsi="Arial" w:cs="Arial"/>
                 <w:webHidden/>
+                <w:sz w:val="20"/>
+                <w:szCs w:val="20"/>
               </w:rPr>
               <w:fldChar w:fldCharType="separate"/>
             </w:r>
             <w:r>
               <w:rPr>
+                <w:rFonts w:ascii="Arial" w:hAnsi="Arial" w:cs="Arial"/>
                 <w:webHidden/>
-              </w:rPr>
-              <w:t>19</w:t>
-            </w:r>
-            <w:r>
-              <w:rPr>
+                <w:sz w:val="20"/>
+                <w:szCs w:val="20"/>
+              </w:rPr>
+              <w:t>17</w:t>
+            </w:r>
+            <w:r>
+              <w:rPr>
+                <w:rFonts w:ascii="Arial" w:hAnsi="Arial" w:cs="Arial"/>
                 <w:webHidden/>
+                <w:sz w:val="20"/>
+                <w:szCs w:val="20"/>
               </w:rPr>
               <w:fldChar w:fldCharType="end"/>
             </w:r>
@@ -1071,28 +1378,35 @@
           <w:pPr>
             <w:pStyle w:val="TOC1"/>
             <w:rPr>
-              <w:rFonts w:asciiTheme="minorHAnsi" w:eastAsiaTheme="minorEastAsia" w:hAnsiTheme="minorHAnsi" w:cstheme="minorBidi"/>
+              <w:rFonts w:ascii="Arial" w:eastAsiaTheme="minorEastAsia" w:hAnsi="Arial" w:cs="Arial"/>
               <w:bCs w:val="0"/>
               <w:iCs w:val="0"/>
               <w:caps w:val="0"/>
               <w:kern w:val="2"/>
+              <w:sz w:val="20"/>
+              <w:szCs w:val="20"/>
               <w14:ligatures w14:val="standardContextual"/>
             </w:rPr>
           </w:pPr>
-          <w:hyperlink w:anchor="_Toc234925748" w:history="1">
+          <w:hyperlink w:anchor="_Toc184819648" w:history="1">
             <w:r>
               <w:rPr>
                 <w:rStyle w:val="Hyperlink"/>
+                <w:rFonts w:ascii="Arial" w:hAnsi="Arial" w:cs="Arial"/>
+                <w:sz w:val="20"/>
+                <w:szCs w:val="20"/>
               </w:rPr>
               <w:t>11.</w:t>
             </w:r>
             <w:r>
               <w:rPr>
-                <w:rFonts w:asciiTheme="minorHAnsi" w:eastAsiaTheme="minorEastAsia" w:hAnsiTheme="minorHAnsi" w:cstheme="minorBidi"/>
+                <w:rFonts w:ascii="Arial" w:eastAsiaTheme="minorEastAsia" w:hAnsi="Arial" w:cs="Arial"/>
                 <w:bCs w:val="0"/>
                 <w:iCs w:val="0"/>
                 <w:caps w:val="0"/>
                 <w:kern w:val="2"/>
+                <w:sz w:val="20"/>
+                <w:szCs w:val="20"/>
                 <w14:ligatures w14:val="standardContextual"/>
               </w:rPr>
               <w:tab/>
@@ -1100,47 +1414,71 @@
             <w:r>
               <w:rPr>
                 <w:rStyle w:val="Hyperlink"/>
+                <w:rFonts w:ascii="Arial" w:hAnsi="Arial" w:cs="Arial"/>
+                <w:sz w:val="20"/>
+                <w:szCs w:val="20"/>
               </w:rPr>
               <w:t>SUTARTIES KAINA  IR SUTARTIES ĮVYKDYMO UŽTIKRINIMAS</w:t>
             </w:r>
             <w:r>
               <w:rPr>
+                <w:rFonts w:ascii="Arial" w:hAnsi="Arial" w:cs="Arial"/>
                 <w:webHidden/>
+                <w:sz w:val="20"/>
+                <w:szCs w:val="20"/>
               </w:rPr>
               <w:tab/>
             </w:r>
             <w:r>
               <w:rPr>
+                <w:rFonts w:ascii="Arial" w:hAnsi="Arial" w:cs="Arial"/>
                 <w:webHidden/>
+                <w:sz w:val="20"/>
+                <w:szCs w:val="20"/>
               </w:rPr>
               <w:fldChar w:fldCharType="begin"/>
             </w:r>
             <w:r>
               <w:rPr>
+                <w:rFonts w:ascii="Arial" w:hAnsi="Arial" w:cs="Arial"/>
                 <w:webHidden/>
-              </w:rPr>
-              <w:instrText xml:space="preserve"> PAGEREF _Toc234925748 \h </w:instrText>
-            </w:r>
-            <w:r>
-              <w:rPr>
+                <w:sz w:val="20"/>
+                <w:szCs w:val="20"/>
+              </w:rPr>
+              <w:instrText xml:space="preserve"> PAGEREF _Toc184819648 \h </w:instrText>
+            </w:r>
+            <w:r>
+              <w:rPr>
+                <w:rFonts w:ascii="Arial" w:hAnsi="Arial" w:cs="Arial"/>
                 <w:webHidden/>
-              </w:rPr>
-            </w:r>
-            <w:r>
-              <w:rPr>
+                <w:sz w:val="20"/>
+                <w:szCs w:val="20"/>
+              </w:rPr>
+            </w:r>
+            <w:r>
+              <w:rPr>
+                <w:rFonts w:ascii="Arial" w:hAnsi="Arial" w:cs="Arial"/>
                 <w:webHidden/>
+                <w:sz w:val="20"/>
+                <w:szCs w:val="20"/>
               </w:rPr>
               <w:fldChar w:fldCharType="separate"/>
             </w:r>
             <w:r>
               <w:rPr>
+                <w:rFonts w:ascii="Arial" w:hAnsi="Arial" w:cs="Arial"/>
                 <w:webHidden/>
-              </w:rPr>
-              <w:t>20</w:t>
-            </w:r>
-            <w:r>
-              <w:rPr>
+                <w:sz w:val="20"/>
+                <w:szCs w:val="20"/>
+              </w:rPr>
+              <w:t>17</w:t>
+            </w:r>
+            <w:r>
+              <w:rPr>
+                <w:rFonts w:ascii="Arial" w:hAnsi="Arial" w:cs="Arial"/>
                 <w:webHidden/>
+                <w:sz w:val="20"/>
+                <w:szCs w:val="20"/>
               </w:rPr>
               <w:fldChar w:fldCharType="end"/>
             </w:r>
@@ -1150,29 +1488,35 @@
           <w:pPr>
             <w:pStyle w:val="TOC1"/>
             <w:rPr>
-              <w:rFonts w:asciiTheme="minorHAnsi" w:eastAsiaTheme="minorEastAsia" w:hAnsiTheme="minorHAnsi" w:cstheme="minorBidi"/>
+              <w:rFonts w:ascii="Arial" w:eastAsiaTheme="minorEastAsia" w:hAnsi="Arial" w:cs="Arial"/>
               <w:bCs w:val="0"/>
               <w:iCs w:val="0"/>
               <w:caps w:val="0"/>
               <w:kern w:val="2"/>
+              <w:sz w:val="20"/>
+              <w:szCs w:val="20"/>
               <w14:ligatures w14:val="standardContextual"/>
             </w:rPr>
           </w:pPr>
-          <w:hyperlink w:anchor="_Toc234925749" w:history="1">
+          <w:hyperlink w:anchor="_Toc184819649" w:history="1">
             <w:r>
               <w:rPr>
                 <w:rStyle w:val="Hyperlink"/>
-                <w:rFonts w:cs="Arial"/>
+                <w:rFonts w:ascii="Arial" w:hAnsi="Arial" w:cs="Arial"/>
+                <w:sz w:val="20"/>
+                <w:szCs w:val="20"/>
               </w:rPr>
               <w:t>12.</w:t>
             </w:r>
             <w:r>
               <w:rPr>
-                <w:rFonts w:asciiTheme="minorHAnsi" w:eastAsiaTheme="minorEastAsia" w:hAnsiTheme="minorHAnsi" w:cstheme="minorBidi"/>
+                <w:rFonts w:ascii="Arial" w:eastAsiaTheme="minorEastAsia" w:hAnsi="Arial" w:cs="Arial"/>
                 <w:bCs w:val="0"/>
                 <w:iCs w:val="0"/>
                 <w:caps w:val="0"/>
                 <w:kern w:val="2"/>
+                <w:sz w:val="20"/>
+                <w:szCs w:val="20"/>
                 <w14:ligatures w14:val="standardContextual"/>
               </w:rPr>
               <w:tab/>
@@ -1180,62 +1524,81 @@
             <w:r>
               <w:rPr>
                 <w:rStyle w:val="Hyperlink"/>
-              </w:rPr>
-              <w:t>ESMINĖS SUTARTIES SĄLYGOS</w:t>
+                <w:rFonts w:ascii="Arial" w:hAnsi="Arial" w:cs="Arial"/>
+                <w:sz w:val="20"/>
+                <w:szCs w:val="20"/>
+              </w:rPr>
+              <w:t xml:space="preserve">ESMINĖS SUTARTIES SĄLYGOS </w:t>
             </w:r>
             <w:r>
               <w:rPr>
                 <w:rStyle w:val="Hyperlink"/>
-                <w:rFonts w:cs="Arial"/>
-              </w:rPr>
-              <w:t xml:space="preserve"> </w:t>
-            </w:r>
-            <w:r>
-              <w:rPr>
-                <w:rStyle w:val="Hyperlink"/>
-                <w:rFonts w:cs="Arial"/>
+                <w:rFonts w:ascii="Arial" w:hAnsi="Arial" w:cs="Arial"/>
                 <w:i/>
+                <w:sz w:val="20"/>
+                <w:szCs w:val="20"/>
               </w:rPr>
               <w:t>(dalis reikalinga, jei nepridedamas Sutarties projektas)</w:t>
             </w:r>
             <w:r>
               <w:rPr>
+                <w:rFonts w:ascii="Arial" w:hAnsi="Arial" w:cs="Arial"/>
                 <w:webHidden/>
+                <w:sz w:val="20"/>
+                <w:szCs w:val="20"/>
               </w:rPr>
               <w:tab/>
             </w:r>
             <w:r>
               <w:rPr>
+                <w:rFonts w:ascii="Arial" w:hAnsi="Arial" w:cs="Arial"/>
                 <w:webHidden/>
+                <w:sz w:val="20"/>
+                <w:szCs w:val="20"/>
               </w:rPr>
               <w:fldChar w:fldCharType="begin"/>
             </w:r>
             <w:r>
               <w:rPr>
+                <w:rFonts w:ascii="Arial" w:hAnsi="Arial" w:cs="Arial"/>
                 <w:webHidden/>
-              </w:rPr>
-              <w:instrText xml:space="preserve"> PAGEREF _Toc234925749 \h </w:instrText>
-            </w:r>
-            <w:r>
-              <w:rPr>
+                <w:sz w:val="20"/>
+                <w:szCs w:val="20"/>
+              </w:rPr>
+              <w:instrText xml:space="preserve"> PAGEREF _Toc184819649 \h </w:instrText>
+            </w:r>
+            <w:r>
+              <w:rPr>
+                <w:rFonts w:ascii="Arial" w:hAnsi="Arial" w:cs="Arial"/>
                 <w:webHidden/>
-              </w:rPr>
-            </w:r>
-            <w:r>
-              <w:rPr>
+                <w:sz w:val="20"/>
+                <w:szCs w:val="20"/>
+              </w:rPr>
+            </w:r>
+            <w:r>
+              <w:rPr>
+                <w:rFonts w:ascii="Arial" w:hAnsi="Arial" w:cs="Arial"/>
                 <w:webHidden/>
+                <w:sz w:val="20"/>
+                <w:szCs w:val="20"/>
               </w:rPr>
               <w:fldChar w:fldCharType="separate"/>
             </w:r>
             <w:r>
               <w:rPr>
+                <w:rFonts w:ascii="Arial" w:hAnsi="Arial" w:cs="Arial"/>
                 <w:webHidden/>
-              </w:rPr>
-              <w:t>20</w:t>
-            </w:r>
-            <w:r>
-              <w:rPr>
+                <w:sz w:val="20"/>
+                <w:szCs w:val="20"/>
+              </w:rPr>
+              <w:t>17</w:t>
+            </w:r>
+            <w:r>
+              <w:rPr>
+                <w:rFonts w:ascii="Arial" w:hAnsi="Arial" w:cs="Arial"/>
                 <w:webHidden/>
+                <w:sz w:val="20"/>
+                <w:szCs w:val="20"/>
               </w:rPr>
               <w:fldChar w:fldCharType="end"/>
             </w:r>
@@ -1245,28 +1608,35 @@
           <w:pPr>
             <w:pStyle w:val="TOC1"/>
             <w:rPr>
-              <w:rFonts w:asciiTheme="minorHAnsi" w:eastAsiaTheme="minorEastAsia" w:hAnsiTheme="minorHAnsi" w:cstheme="minorBidi"/>
+              <w:rFonts w:ascii="Arial" w:eastAsiaTheme="minorEastAsia" w:hAnsi="Arial" w:cs="Arial"/>
               <w:bCs w:val="0"/>
               <w:iCs w:val="0"/>
               <w:caps w:val="0"/>
               <w:kern w:val="2"/>
+              <w:sz w:val="20"/>
+              <w:szCs w:val="20"/>
               <w14:ligatures w14:val="standardContextual"/>
             </w:rPr>
           </w:pPr>
-          <w:hyperlink w:anchor="_Toc234925750" w:history="1">
+          <w:hyperlink w:anchor="_Toc184819650" w:history="1">
             <w:r>
               <w:rPr>
                 <w:rStyle w:val="Hyperlink"/>
+                <w:rFonts w:ascii="Arial" w:hAnsi="Arial" w:cs="Arial"/>
+                <w:sz w:val="20"/>
+                <w:szCs w:val="20"/>
               </w:rPr>
               <w:t>13.</w:t>
             </w:r>
             <w:r>
               <w:rPr>
-                <w:rFonts w:asciiTheme="minorHAnsi" w:eastAsiaTheme="minorEastAsia" w:hAnsiTheme="minorHAnsi" w:cstheme="minorBidi"/>
+                <w:rFonts w:ascii="Arial" w:eastAsiaTheme="minorEastAsia" w:hAnsi="Arial" w:cs="Arial"/>
                 <w:bCs w:val="0"/>
                 <w:iCs w:val="0"/>
                 <w:caps w:val="0"/>
                 <w:kern w:val="2"/>
+                <w:sz w:val="20"/>
+                <w:szCs w:val="20"/>
                 <w14:ligatures w14:val="standardContextual"/>
               </w:rPr>
               <w:tab/>
@@ -1274,47 +1644,71 @@
             <w:r>
               <w:rPr>
                 <w:rStyle w:val="Hyperlink"/>
+                <w:rFonts w:ascii="Arial" w:hAnsi="Arial" w:cs="Arial"/>
+                <w:sz w:val="20"/>
+                <w:szCs w:val="20"/>
               </w:rPr>
               <w:t>PRELIMINARUS PIRKIMO PROCEDŪRŲ VYKDYMO GRAFIKAS</w:t>
             </w:r>
             <w:r>
               <w:rPr>
+                <w:rFonts w:ascii="Arial" w:hAnsi="Arial" w:cs="Arial"/>
                 <w:webHidden/>
+                <w:sz w:val="20"/>
+                <w:szCs w:val="20"/>
               </w:rPr>
               <w:tab/>
             </w:r>
             <w:r>
               <w:rPr>
+                <w:rFonts w:ascii="Arial" w:hAnsi="Arial" w:cs="Arial"/>
                 <w:webHidden/>
+                <w:sz w:val="20"/>
+                <w:szCs w:val="20"/>
               </w:rPr>
               <w:fldChar w:fldCharType="begin"/>
             </w:r>
             <w:r>
               <w:rPr>
+                <w:rFonts w:ascii="Arial" w:hAnsi="Arial" w:cs="Arial"/>
                 <w:webHidden/>
-              </w:rPr>
-              <w:instrText xml:space="preserve"> PAGEREF _Toc234925750 \h </w:instrText>
-            </w:r>
-            <w:r>
-              <w:rPr>
+                <w:sz w:val="20"/>
+                <w:szCs w:val="20"/>
+              </w:rPr>
+              <w:instrText xml:space="preserve"> PAGEREF _Toc184819650 \h </w:instrText>
+            </w:r>
+            <w:r>
+              <w:rPr>
+                <w:rFonts w:ascii="Arial" w:hAnsi="Arial" w:cs="Arial"/>
                 <w:webHidden/>
-              </w:rPr>
-            </w:r>
-            <w:r>
-              <w:rPr>
+                <w:sz w:val="20"/>
+                <w:szCs w:val="20"/>
+              </w:rPr>
+            </w:r>
+            <w:r>
+              <w:rPr>
+                <w:rFonts w:ascii="Arial" w:hAnsi="Arial" w:cs="Arial"/>
                 <w:webHidden/>
+                <w:sz w:val="20"/>
+                <w:szCs w:val="20"/>
               </w:rPr>
               <w:fldChar w:fldCharType="separate"/>
             </w:r>
             <w:r>
               <w:rPr>
+                <w:rFonts w:ascii="Arial" w:hAnsi="Arial" w:cs="Arial"/>
                 <w:webHidden/>
-              </w:rPr>
-              <w:t>20</w:t>
-            </w:r>
-            <w:r>
-              <w:rPr>
+                <w:sz w:val="20"/>
+                <w:szCs w:val="20"/>
+              </w:rPr>
+              <w:t>18</w:t>
+            </w:r>
+            <w:r>
+              <w:rPr>
+                <w:rFonts w:ascii="Arial" w:hAnsi="Arial" w:cs="Arial"/>
                 <w:webHidden/>
+                <w:sz w:val="20"/>
+                <w:szCs w:val="20"/>
               </w:rPr>
               <w:fldChar w:fldCharType="end"/>
             </w:r>
@@ -1324,29 +1718,35 @@
           <w:pPr>
             <w:pStyle w:val="TOC1"/>
             <w:rPr>
-              <w:rFonts w:asciiTheme="minorHAnsi" w:eastAsiaTheme="minorEastAsia" w:hAnsiTheme="minorHAnsi" w:cstheme="minorBidi"/>
+              <w:rFonts w:ascii="Arial" w:eastAsiaTheme="minorEastAsia" w:hAnsi="Arial" w:cs="Arial"/>
               <w:bCs w:val="0"/>
               <w:iCs w:val="0"/>
               <w:caps w:val="0"/>
               <w:kern w:val="2"/>
+              <w:sz w:val="20"/>
+              <w:szCs w:val="20"/>
               <w14:ligatures w14:val="standardContextual"/>
             </w:rPr>
           </w:pPr>
-          <w:hyperlink w:anchor="_Toc234925751" w:history="1">
+          <w:hyperlink w:anchor="_Toc184819651" w:history="1">
             <w:r>
               <w:rPr>
                 <w:rStyle w:val="Hyperlink"/>
-                <w:rFonts w:cs="Arial"/>
+                <w:rFonts w:ascii="Arial" w:hAnsi="Arial" w:cs="Arial"/>
+                <w:sz w:val="20"/>
+                <w:szCs w:val="20"/>
               </w:rPr>
               <w:t>14.</w:t>
             </w:r>
             <w:r>
               <w:rPr>
-                <w:rFonts w:asciiTheme="minorHAnsi" w:eastAsiaTheme="minorEastAsia" w:hAnsiTheme="minorHAnsi" w:cstheme="minorBidi"/>
+                <w:rFonts w:ascii="Arial" w:eastAsiaTheme="minorEastAsia" w:hAnsi="Arial" w:cs="Arial"/>
                 <w:bCs w:val="0"/>
                 <w:iCs w:val="0"/>
                 <w:caps w:val="0"/>
                 <w:kern w:val="2"/>
+                <w:sz w:val="20"/>
+                <w:szCs w:val="20"/>
                 <w14:ligatures w14:val="standardContextual"/>
               </w:rPr>
               <w:tab/>
@@ -1354,56 +1754,81 @@
             <w:r>
               <w:rPr>
                 <w:rStyle w:val="Hyperlink"/>
-                <w:rFonts w:cs="Arial"/>
+                <w:rFonts w:ascii="Arial" w:hAnsi="Arial" w:cs="Arial"/>
+                <w:sz w:val="20"/>
+                <w:szCs w:val="20"/>
               </w:rPr>
               <w:t xml:space="preserve">PRIEDAI </w:t>
             </w:r>
             <w:r>
               <w:rPr>
                 <w:rStyle w:val="Hyperlink"/>
-                <w:rFonts w:cs="Arial"/>
+                <w:rFonts w:ascii="Arial" w:hAnsi="Arial" w:cs="Arial"/>
                 <w:i/>
+                <w:sz w:val="20"/>
+                <w:szCs w:val="20"/>
               </w:rPr>
               <w:t>(koreguojama pagal poreikį)</w:t>
             </w:r>
             <w:r>
               <w:rPr>
+                <w:rFonts w:ascii="Arial" w:hAnsi="Arial" w:cs="Arial"/>
                 <w:webHidden/>
+                <w:sz w:val="20"/>
+                <w:szCs w:val="20"/>
               </w:rPr>
               <w:tab/>
             </w:r>
             <w:r>
               <w:rPr>
+                <w:rFonts w:ascii="Arial" w:hAnsi="Arial" w:cs="Arial"/>
                 <w:webHidden/>
+                <w:sz w:val="20"/>
+                <w:szCs w:val="20"/>
               </w:rPr>
               <w:fldChar w:fldCharType="begin"/>
             </w:r>
             <w:r>
               <w:rPr>
+                <w:rFonts w:ascii="Arial" w:hAnsi="Arial" w:cs="Arial"/>
                 <w:webHidden/>
-              </w:rPr>
-              <w:instrText xml:space="preserve"> PAGEREF _Toc234925751 \h </w:instrText>
-            </w:r>
-            <w:r>
-              <w:rPr>
+                <w:sz w:val="20"/>
+                <w:szCs w:val="20"/>
+              </w:rPr>
+              <w:instrText xml:space="preserve"> PAGEREF _Toc184819651 \h </w:instrText>
+            </w:r>
+            <w:r>
+              <w:rPr>
+                <w:rFonts w:ascii="Arial" w:hAnsi="Arial" w:cs="Arial"/>
                 <w:webHidden/>
-              </w:rPr>
-            </w:r>
-            <w:r>
-              <w:rPr>
+                <w:sz w:val="20"/>
+                <w:szCs w:val="20"/>
+              </w:rPr>
+            </w:r>
+            <w:r>
+              <w:rPr>
+                <w:rFonts w:ascii="Arial" w:hAnsi="Arial" w:cs="Arial"/>
                 <w:webHidden/>
+                <w:sz w:val="20"/>
+                <w:szCs w:val="20"/>
               </w:rPr>
               <w:fldChar w:fldCharType="separate"/>
             </w:r>
             <w:r>
               <w:rPr>
+                <w:rFonts w:ascii="Arial" w:hAnsi="Arial" w:cs="Arial"/>
                 <w:webHidden/>
-              </w:rPr>
-              <w:t>20</w:t>
-            </w:r>
-            <w:r>
-              <w:rPr>
+                <w:sz w:val="20"/>
+                <w:szCs w:val="20"/>
+              </w:rPr>
+              <w:t>18</w:t>
+            </w:r>
+            <w:r>
+              <w:rPr>
+                <w:rFonts w:ascii="Arial" w:hAnsi="Arial" w:cs="Arial"/>
                 <w:webHidden/>
+                <w:sz w:val="20"/>
+                <w:szCs w:val="20"/>
               </w:rPr>
               <w:fldChar w:fldCharType="end"/>
             </w:r>
@@ -1457,7 +1882,7 @@
       <w:pPr>
         <w:pStyle w:val="Heading1"/>
       </w:pPr>
-      <w:bookmarkStart w:id="1" w:name="_Toc234925738"/>
+      <w:bookmarkStart w:id="1" w:name="_Toc184819638"/>
       <w:bookmarkStart w:id="2" w:name="_Toc335201954"/>
       <w:bookmarkStart w:id="3" w:name="_Toc147739116"/>
       <w:r>
@@ -1558,7 +1983,6 @@
             <w:listItem w:displayText="Tarptautinis pirkimas" w:value="Tarptautinis pirkimas"/>
           </w:dropDownList>
         </w:sdtPr>
-        <w:sdtEndPr/>
         <w:sdtContent>
           <w:r>
             <w:rPr>
@@ -1621,7 +2045,6 @@
             <w:listItem w:displayText="elektroniniu paštu" w:value="elektroniniu paštu"/>
           </w:comboBox>
         </w:sdtPr>
-        <w:sdtEndPr/>
         <w:sdtContent>
           <w:r>
             <w:rPr>
@@ -2623,8 +3046,9 @@
         <w:pStyle w:val="Heading1"/>
       </w:pPr>
       <w:bookmarkStart w:id="9" w:name="_Toc335201955"/>
-      <w:bookmarkStart w:id="10" w:name="_Toc234925739"/>
-      <w:r>
+      <w:bookmarkStart w:id="10" w:name="_Toc184819639"/>
+      <w:r>
+        <w:lastRenderedPageBreak/>
         <w:t xml:space="preserve">PIRKIMO </w:t>
       </w:r>
       <w:r>
@@ -3237,7 +3661,6 @@
           <w:sz w:val="20"/>
           <w:szCs w:val="20"/>
         </w:rPr>
-        <w:lastRenderedPageBreak/>
         <w:t>Perkantysis subjektas sudarys atskirą Sutartį kiekvienai Pirkimo objekto daliai, nepaisant to, kad pagal Pirkimo sąlygas laimėtoju gali būti nustatomas tas pats Tiekėjas.</w:t>
       </w:r>
     </w:p>
@@ -3839,7 +4262,7 @@
       <w:pPr>
         <w:pStyle w:val="Heading1"/>
       </w:pPr>
-      <w:bookmarkStart w:id="13" w:name="_Toc234925740"/>
+      <w:bookmarkStart w:id="13" w:name="_Toc184819640"/>
       <w:r>
         <w:t>TIEKĖJŲ PAŠALINIMO PAGRINDŲ NEBUVIMO IR KVALIFIKACIJOS REIKALAVIMAI</w:t>
       </w:r>
@@ -4263,6 +4686,7 @@
           <w:sz w:val="20"/>
           <w:szCs w:val="20"/>
         </w:rPr>
+        <w:lastRenderedPageBreak/>
         <w:t xml:space="preserve">3.1. </w:t>
       </w:r>
       <w:r>
@@ -4581,7 +5005,6 @@
           <w:sz w:val="20"/>
           <w:szCs w:val="20"/>
         </w:rPr>
-        <w:lastRenderedPageBreak/>
         <w:t xml:space="preserve">3.1. </w:t>
       </w:r>
       <w:r>
@@ -5805,7 +6228,17 @@
                 <w:sz w:val="20"/>
                 <w:szCs w:val="20"/>
               </w:rPr>
-              <w:t xml:space="preserve">Iš ne Lietuvoje įsteigtų subjektų bus reikalaujama tokios rūšies pažymų ir tokių dokumentinių įrodymų formų, apie kuriuos pateikta informacija Europos Komisijos informacinėje dokumentų saugykloje </w:t>
+              <w:t xml:space="preserve">Iš ne Lietuvoje įsteigtų subjektų bus reikalaujama tokios rūšies pažymų ir tokių dokumentinių įrodymų formų, apie kuriuos </w:t>
+            </w:r>
+            <w:r>
+              <w:rPr>
+                <w:rFonts w:ascii="Arial" w:hAnsi="Arial" w:cs="Arial"/>
+                <w:color w:val="000000"/>
+                <w:sz w:val="20"/>
+                <w:szCs w:val="20"/>
+              </w:rPr>
+              <w:lastRenderedPageBreak/>
+              <w:t xml:space="preserve">pateikta informacija Europos Komisijos informacinėje dokumentų saugykloje </w:t>
             </w:r>
           </w:p>
           <w:p>
@@ -5891,18 +6324,7 @@
                 <w:sz w:val="20"/>
                 <w:szCs w:val="20"/>
               </w:rPr>
-              <w:t xml:space="preserve">Pirkimo procedūrų metu nuslėpė informaciją ar pateikė melagingą informaciją apie atitiktį Lietuvos Respublikos viešųjų pirkimų įstatymo 46 ir 47 straipsniuose nustatytiems reikalavimams, ir Perkantysis subjektas gali tai įrodyti bet kokiomis teisėtomis </w:t>
-            </w:r>
-            <w:r>
-              <w:rPr>
-                <w:rFonts w:ascii="Arial" w:eastAsia="Times New Roman" w:hAnsi="Arial" w:cs="Arial"/>
-                <w:iCs/>
-                <w:color w:val="000000"/>
-                <w:sz w:val="20"/>
-                <w:szCs w:val="20"/>
-              </w:rPr>
-              <w:lastRenderedPageBreak/>
-              <w:t xml:space="preserve">priemonėmis, arba Tiekėjas dėl pateiktos melagingos informacijos negali pateikti patvirtinančių dokumentų, reikalaujamų pagal Viešųjų pirkimų įstatymo 50 straipsnį. </w:t>
+              <w:t xml:space="preserve">Pirkimo procedūrų metu nuslėpė informaciją ar pateikė melagingą informaciją apie atitiktį Lietuvos Respublikos viešųjų pirkimų įstatymo 46 ir 47 straipsniuose nustatytiems reikalavimams, ir Perkantysis subjektas gali tai įrodyti bet kokiomis teisėtomis priemonėmis, arba Tiekėjas dėl pateiktos melagingos informacijos negali pateikti patvirtinančių dokumentų, reikalaujamų pagal Viešųjų pirkimų įstatymo 50 straipsnį. </w:t>
             </w:r>
           </w:p>
           <w:p>
@@ -5970,7 +6392,6 @@
                 <w:sz w:val="20"/>
                 <w:szCs w:val="20"/>
               </w:rPr>
-              <w:lastRenderedPageBreak/>
               <w:t>PATEIKIAMA:</w:t>
             </w:r>
           </w:p>
@@ -6081,7 +6502,6 @@
                 <w:sz w:val="20"/>
                 <w:szCs w:val="20"/>
               </w:rPr>
-              <w:lastRenderedPageBreak/>
               <w:t xml:space="preserve">Priimant sprendimus dėl </w:t>
             </w:r>
             <w:r>
@@ -6444,7 +6864,18 @@
                 <w:sz w:val="20"/>
                 <w:szCs w:val="20"/>
               </w:rPr>
-              <w:t xml:space="preserve">Tiekėjas yra neįvykdęs sutarties, sudarytos vadovaujantis Viešųjų pirkimų įstatymo, Viešųjų pirkimų, atliekamų gynybos ir saugumo srityje, įstatymu ar PĮ, ar koncesijos sutarties arba yra netinkamai ją įvykdęs ir tai buvo esminis sutarties pažeidimas, kaip nustatyta Lietuvos Respublikos civilinio kodekso 6.217 straipsnyje, dėl kurio per pastaruosius 3 metus buvo nutraukta sutartis arba per pastaruosius 3 metus buvo priimtas ir įsiteisėjęs teismo sprendimas, kuriuo tenkinamas perkančiosios organizacijos, perkančiojo subjekto ar suteikiančiosios institucijos reikalavimas atlyginti nuostolius, patirtus dėl to, kad Tiekėjas sutartyje nustatytą esminę sutarties sąlygą vykdė su dideliais arba nuolatiniais trūkumais, ar per pastaruosius 3 metus buvo priimtas Perkančiojo subjekto sprendimas, kad Tiekėjas sutartyje nustatytą esminę sutarties sąlygą vykdė su dideliais arba nuolatiniais trūkumais ir dėl to buvo pritaikyta sutartyje nustatyta sankcija. </w:t>
+              <w:t xml:space="preserve">Tiekėjas yra neįvykdęs sutarties, sudarytos vadovaujantis Viešųjų pirkimų įstatymo, Viešųjų pirkimų, atliekamų gynybos ir saugumo srityje, įstatymu ar PĮ, ar koncesijos sutarties arba yra netinkamai ją įvykdęs ir tai buvo esminis sutarties pažeidimas, kaip nustatyta Lietuvos Respublikos civilinio kodekso 6.217 straipsnyje, dėl kurio per pastaruosius 3 metus buvo nutraukta sutartis arba per pastaruosius 3 metus buvo priimtas ir įsiteisėjęs teismo sprendimas, kuriuo tenkinamas perkančiosios </w:t>
+            </w:r>
+            <w:r>
+              <w:rPr>
+                <w:rFonts w:ascii="Arial" w:hAnsi="Arial" w:cs="Arial"/>
+                <w:iCs/>
+                <w:color w:val="000000"/>
+                <w:sz w:val="20"/>
+                <w:szCs w:val="20"/>
+              </w:rPr>
+              <w:lastRenderedPageBreak/>
+              <w:t xml:space="preserve">organizacijos, perkančiojo subjekto ar suteikiančiosios institucijos reikalavimas atlyginti nuostolius, patirtus dėl to, kad Tiekėjas sutartyje nustatytą esminę sutarties sąlygą vykdė su dideliais arba nuolatiniais trūkumais, ar per pastaruosius 3 metus buvo priimtas Perkančiojo subjekto sprendimas, kad Tiekėjas sutartyje nustatytą esminę sutarties sąlygą vykdė su dideliais arba nuolatiniais trūkumais ir dėl to buvo pritaikyta sutartyje nustatyta sankcija. </w:t>
             </w:r>
           </w:p>
           <w:p>
@@ -6470,7 +6901,6 @@
                 <w:sz w:val="20"/>
                 <w:szCs w:val="20"/>
               </w:rPr>
-              <w:lastRenderedPageBreak/>
               <w:t>Šiuo pagrindu Tiekėjas taip pat pašalinamas iš Pirkimo procedūros, kai, vadovaujantis kitų valstybių teisės aktais, per pastaruosius 3 metus nustatyta, kad jis, vykdydamas ankstesnę sutartį, ankstesnę sutartį su perkančiuoju subjektu arba ankstesnę koncesijos sutartį, sutartyje nustatytą esminį reikalavimą vykdė su dideliais arba nuolatiniais trūkumais ir dėl to ta ankstesnė sutartis buvo nutraukta anksčiau, negu toje sutartyje nustatytas jos galiojimo terminas, buvo pareikalauta atlyginti žalą ar taikomos kitos panašios sankcijos.</w:t>
             </w:r>
           </w:p>
@@ -6712,7 +7142,6 @@
                 <w:sz w:val="20"/>
                 <w:szCs w:val="20"/>
               </w:rPr>
-              <w:lastRenderedPageBreak/>
               <w:t>„e-Certis“ adresu:  https://ec.europa.eu/tools/ecertis/.</w:t>
             </w:r>
           </w:p>
@@ -7333,7 +7762,18 @@
                 <w:sz w:val="20"/>
                 <w:szCs w:val="20"/>
               </w:rPr>
-              <w:t xml:space="preserve">Priimant sprendimus dėl tiekėjo pašalinimo iš pirkimo procedūros šiame punkte nurodytu pašalinimo pagrindu, be kita ko, atsižvelgiama į nacionalinėje duomenų bazėje adresu: </w:t>
+              <w:t xml:space="preserve">Priimant sprendimus dėl tiekėjo pašalinimo iš pirkimo procedūros šiame punkte nurodytu pašalinimo pagrindu, be kita ko, </w:t>
+            </w:r>
+            <w:r>
+              <w:rPr>
+                <w:rFonts w:ascii="Arial" w:hAnsi="Arial" w:cs="Arial"/>
+                <w:b/>
+                <w:bCs/>
+                <w:sz w:val="20"/>
+                <w:szCs w:val="20"/>
+              </w:rPr>
+              <w:lastRenderedPageBreak/>
+              <w:t xml:space="preserve">atsižvelgiama į nacionalinėje duomenų bazėje adresu: </w:t>
             </w:r>
           </w:p>
           <w:p>
@@ -7395,7 +7835,6 @@
                 <w:sz w:val="20"/>
                 <w:szCs w:val="20"/>
               </w:rPr>
-              <w:lastRenderedPageBreak/>
               <w:t xml:space="preserve">Iš ne Lietuvoje įsteigtų subjektų bus reikalaujama tokios rūšies pažymų ir tokių dokumentinių įrodymų formų, apie kuriuos pateikta informacija Europos Komisijos informacinėje dokumentų saugykloje </w:t>
             </w:r>
           </w:p>
@@ -7955,6 +8394,7 @@
                 <w:szCs w:val="20"/>
                 <w:lang w:eastAsia="en-US"/>
               </w:rPr>
+              <w:lastRenderedPageBreak/>
               <w:t>Laikoma, kad tiekėjas arba jo atsakingas asmuo nuteistas už aukščiau nurodytą nusikalstamą veiką, kai dėl:</w:t>
             </w:r>
           </w:p>
@@ -8381,7 +8821,16 @@
                 <w:sz w:val="20"/>
                 <w:szCs w:val="20"/>
               </w:rPr>
-              <w:t>Jei dokumentas išduotas anksčiau, tačiau jame nurodytas galiojimo terminas ilgesnis nei pašalinimo pagrindų nebuvimą patvirtinančių dokumentų pagal EBVPD galutinis pateikimo terminas, toks dokumentas jo galiojimo laikotarpiu yra priimtinas.</w:t>
+              <w:t xml:space="preserve">Jei dokumentas išduotas anksčiau, tačiau jame nurodytas galiojimo terminas ilgesnis nei pašalinimo pagrindų nebuvimą patvirtinančių dokumentų pagal EBVPD galutinis pateikimo </w:t>
+            </w:r>
+            <w:r>
+              <w:rPr>
+                <w:rFonts w:ascii="Arial" w:hAnsi="Arial" w:cs="Arial"/>
+                <w:sz w:val="20"/>
+                <w:szCs w:val="20"/>
+              </w:rPr>
+              <w:lastRenderedPageBreak/>
+              <w:t>terminas, toks dokumentas jo galiojimo laikotarpiu yra priimtinas.</w:t>
             </w:r>
           </w:p>
           <w:p>
@@ -8441,7 +8890,6 @@
                 <w:sz w:val="20"/>
                 <w:szCs w:val="20"/>
               </w:rPr>
-              <w:lastRenderedPageBreak/>
               <w:t>Pažymų, patvirtinančių šio pašalinimo pagrindų nebuvimą, pateikti nereikalaujama. Jų perkantysis subjektas reikalaus tik turėdamas pagrįstų abejonių dėl tiekėjo patikimumo.</w:t>
             </w:r>
           </w:p>
@@ -8751,7 +9199,185 @@
                 <w:sz w:val="20"/>
                 <w:szCs w:val="20"/>
               </w:rPr>
+              <w:lastRenderedPageBreak/>
               <w:t>Pažymų, patvirtinančių šio pašalinimo pagrindų nebuvimą, pateikti nereikalaujama. Jų perkantysis subjektas reikalaus tik turėdamas pagrįstų abejonių dėl tiekėjo patikimumo.</w:t>
+            </w:r>
+          </w:p>
+        </w:tc>
+      </w:tr>
+      <w:tr>
+        <w:tc>
+          <w:tcPr>
+            <w:tcW w:w="505" w:type="pct"/>
+          </w:tcPr>
+          <w:p>
+            <w:pPr>
+              <w:numPr>
+                <w:ilvl w:val="0"/>
+                <w:numId w:val="5"/>
+              </w:numPr>
+              <w:tabs>
+                <w:tab w:val="left" w:pos="567"/>
+              </w:tabs>
+              <w:spacing w:before="60" w:after="60"/>
+              <w:contextualSpacing/>
+              <w:jc w:val="both"/>
+              <w:rPr>
+                <w:rFonts w:ascii="Arial" w:hAnsi="Arial" w:cs="Arial"/>
+                <w:bCs/>
+                <w:iCs/>
+                <w:sz w:val="20"/>
+                <w:szCs w:val="20"/>
+              </w:rPr>
+            </w:pPr>
+          </w:p>
+        </w:tc>
+        <w:tc>
+          <w:tcPr>
+            <w:tcW w:w="2247" w:type="pct"/>
+          </w:tcPr>
+          <w:p>
+            <w:pPr>
+              <w:jc w:val="both"/>
+              <w:rPr>
+                <w:rFonts w:ascii="Arial" w:hAnsi="Arial" w:cs="Arial"/>
+                <w:color w:val="000000"/>
+                <w:sz w:val="20"/>
+                <w:szCs w:val="20"/>
+              </w:rPr>
+            </w:pPr>
+            <w:r>
+              <w:rPr>
+                <w:rFonts w:ascii="Arial" w:hAnsi="Arial" w:cs="Arial"/>
+                <w:color w:val="000000"/>
+                <w:sz w:val="20"/>
+                <w:szCs w:val="20"/>
+              </w:rPr>
+              <w:t>Tiekėjas yra įsteigtas arba dalyvauja pirkime vietoj kito asmens, siekiant išvengti VPĮ 46 straipsnio 4 ir 6 dalyse nurodytų pašalinimo pagrindų taikymo.</w:t>
+            </w:r>
+          </w:p>
+        </w:tc>
+        <w:tc>
+          <w:tcPr>
+            <w:tcW w:w="2247" w:type="pct"/>
+          </w:tcPr>
+          <w:p>
+            <w:pPr>
+              <w:ind w:left="34"/>
+              <w:jc w:val="both"/>
+              <w:rPr>
+                <w:rFonts w:ascii="Arial" w:hAnsi="Arial" w:cs="Arial"/>
+                <w:sz w:val="20"/>
+                <w:szCs w:val="20"/>
+              </w:rPr>
+            </w:pPr>
+            <w:r>
+              <w:rPr>
+                <w:rFonts w:ascii="Arial" w:hAnsi="Arial" w:cs="Arial"/>
+                <w:sz w:val="20"/>
+                <w:szCs w:val="20"/>
+              </w:rPr>
+              <w:t>PATEIKIAMA:</w:t>
+            </w:r>
+          </w:p>
+          <w:p>
+            <w:pPr>
+              <w:ind w:left="34"/>
+              <w:jc w:val="both"/>
+              <w:rPr>
+                <w:rFonts w:ascii="Arial" w:hAnsi="Arial" w:cs="Arial"/>
+                <w:color w:val="000000"/>
+                <w:sz w:val="20"/>
+                <w:szCs w:val="20"/>
+              </w:rPr>
+            </w:pPr>
+            <w:r>
+              <w:rPr>
+                <w:rFonts w:ascii="Arial" w:hAnsi="Arial" w:cs="Arial"/>
+                <w:color w:val="000000"/>
+                <w:sz w:val="20"/>
+                <w:szCs w:val="20"/>
+              </w:rPr>
+              <w:t>Su Pirminiu pasiūlymu pateikiamas tik EBVPD.</w:t>
+            </w:r>
+          </w:p>
+          <w:p>
+            <w:pPr>
+              <w:ind w:left="34"/>
+              <w:jc w:val="both"/>
+              <w:rPr>
+                <w:rFonts w:ascii="Arial" w:hAnsi="Arial" w:cs="Arial"/>
+                <w:sz w:val="20"/>
+                <w:szCs w:val="20"/>
+              </w:rPr>
+            </w:pPr>
+          </w:p>
+          <w:p>
+            <w:pPr>
+              <w:ind w:left="34"/>
+              <w:jc w:val="both"/>
+              <w:rPr>
+                <w:rFonts w:ascii="Arial" w:hAnsi="Arial" w:cs="Arial"/>
+                <w:sz w:val="20"/>
+                <w:szCs w:val="20"/>
+              </w:rPr>
+            </w:pPr>
+            <w:r>
+              <w:rPr>
+                <w:rFonts w:ascii="Arial" w:hAnsi="Arial" w:cs="Arial"/>
+                <w:sz w:val="20"/>
+                <w:szCs w:val="20"/>
+              </w:rPr>
+              <w:t>Iš Lietuvoje įsteigtų subjektų įrodančių dokumentų nereikalaujama, užtenka pateikto EBVPD.</w:t>
+            </w:r>
+          </w:p>
+          <w:p>
+            <w:pPr>
+              <w:ind w:left="34"/>
+              <w:jc w:val="both"/>
+              <w:rPr>
+                <w:rFonts w:ascii="Arial" w:hAnsi="Arial" w:cs="Arial"/>
+                <w:sz w:val="20"/>
+                <w:szCs w:val="20"/>
+              </w:rPr>
+            </w:pPr>
+          </w:p>
+          <w:p>
+            <w:pPr>
+              <w:ind w:left="34"/>
+              <w:jc w:val="both"/>
+              <w:rPr>
+                <w:rFonts w:ascii="Arial" w:hAnsi="Arial" w:cs="Arial"/>
+                <w:sz w:val="20"/>
+                <w:szCs w:val="20"/>
+              </w:rPr>
+            </w:pPr>
+            <w:r>
+              <w:rPr>
+                <w:rFonts w:ascii="Arial" w:hAnsi="Arial" w:cs="Arial"/>
+                <w:sz w:val="20"/>
+                <w:szCs w:val="20"/>
+              </w:rPr>
+              <w:t xml:space="preserve">Iš ne Lietuvoje įsteigtų subjektų bus reikalaujama tokios rūšies pažymų ir tokių dokumentinių įrodymų formų, apie kuriuos pateikta informacija Europos Komisijos informacinėje dokumentų saugykloje </w:t>
+            </w:r>
+          </w:p>
+          <w:p>
+            <w:pPr>
+              <w:ind w:left="34"/>
+              <w:jc w:val="both"/>
+              <w:rPr>
+                <w:rFonts w:ascii="Arial" w:hAnsi="Arial" w:cs="Arial"/>
+                <w:sz w:val="20"/>
+                <w:szCs w:val="20"/>
+              </w:rPr>
+            </w:pPr>
+            <w:r>
+              <w:rPr>
+                <w:rFonts w:ascii="Arial" w:hAnsi="Arial" w:cs="Arial"/>
+                <w:sz w:val="20"/>
+                <w:szCs w:val="20"/>
+              </w:rPr>
+              <w:t>„e-Certis“ adresu:  https://ec.europa.eu/tools/ecertis/.</w:t>
             </w:r>
           </w:p>
         </w:tc>
@@ -8910,7 +9536,6 @@
                 <w:sz w:val="20"/>
                 <w:szCs w:val="20"/>
               </w:rPr>
-              <w:lastRenderedPageBreak/>
               <w:t>Eil. Nr.</w:t>
             </w:r>
           </w:p>
@@ -9661,7 +10286,15 @@
           <w:sz w:val="20"/>
           <w:szCs w:val="20"/>
         </w:rPr>
-        <w:t>11</w:t>
+        <w:t>1</w:t>
+      </w:r>
+      <w:r>
+        <w:rPr>
+          <w:rFonts w:ascii="Arial" w:hAnsi="Arial" w:cs="Arial"/>
+          <w:sz w:val="20"/>
+          <w:szCs w:val="20"/>
+        </w:rPr>
+        <w:t>2</w:t>
       </w:r>
       <w:r>
         <w:rPr>
@@ -9677,7 +10310,15 @@
           <w:sz w:val="20"/>
           <w:szCs w:val="20"/>
         </w:rPr>
-        <w:t>11</w:t>
+        <w:t>1</w:t>
+      </w:r>
+      <w:r>
+        <w:rPr>
+          <w:rFonts w:ascii="Arial" w:hAnsi="Arial" w:cs="Arial"/>
+          <w:sz w:val="20"/>
+          <w:szCs w:val="20"/>
+        </w:rPr>
+        <w:t>2</w:t>
       </w:r>
       <w:r>
         <w:rPr>
@@ -9847,6 +10488,7 @@
           <w:sz w:val="20"/>
           <w:szCs w:val="20"/>
         </w:rPr>
+        <w:lastRenderedPageBreak/>
         <w:t xml:space="preserve">Tiekėjas gali remtis kitų ūkio subjektų pajėgumais tik tuomet, kai Ūkio subjektai, kurių pajėgumais remiamasi, patys tieks prekes, teiks paslaugas ar atliks darbus, kuriems reikia jų pajėgumų; </w:t>
       </w:r>
     </w:p>
@@ -10289,7 +10931,6 @@
           <w:sz w:val="20"/>
           <w:szCs w:val="20"/>
         </w:rPr>
-        <w:lastRenderedPageBreak/>
         <w:t xml:space="preserve">Subtiekėjams šis reikalavimas nekeliamas. </w:t>
       </w:r>
     </w:p>
@@ -10629,7 +11270,7 @@
       <w:pPr>
         <w:pStyle w:val="Heading1"/>
       </w:pPr>
-      <w:bookmarkStart w:id="23" w:name="_Toc234925741"/>
+      <w:bookmarkStart w:id="23" w:name="_Toc184819641"/>
       <w:r>
         <w:t>REIKALAVIMAI ŽALIESIEMS PIRKIMAMS</w:t>
       </w:r>
@@ -10777,6 +11418,7 @@
           <w:sz w:val="20"/>
           <w:szCs w:val="20"/>
         </w:rPr>
+        <w:lastRenderedPageBreak/>
         <w:t xml:space="preserve">Jei žalieji reikalavimai nurodomi pirkimo sąlygose: </w:t>
       </w:r>
     </w:p>
@@ -11201,17 +11843,7 @@
                 <w:sz w:val="20"/>
                 <w:szCs w:val="20"/>
               </w:rPr>
-              <w:t xml:space="preserve"> taikys aplinkos apsaugos vadybos sistemos reikalavimus pagal standartą LST EN ISO 14001 arba Europos Sąjungos aplinkosaugos vadybos ir audito sistemą (EMAS) ar kitus aplinkos apsaugos vadybos standartus, pagrįstus atitinkamais Europos </w:t>
-            </w:r>
-            <w:r>
-              <w:rPr>
-                <w:rFonts w:ascii="Arial" w:hAnsi="Arial" w:cs="Arial"/>
-                <w:iCs/>
-                <w:sz w:val="20"/>
-                <w:szCs w:val="20"/>
-              </w:rPr>
-              <w:lastRenderedPageBreak/>
-              <w:t xml:space="preserve">arba tarptautinių standartizacijos organizacijų priimtais standartais, ar kitais tiekėjo pateiktais lygiaverčiais įrodymais. </w:t>
+              <w:t xml:space="preserve"> taikys aplinkos apsaugos vadybos sistemos reikalavimus pagal standartą LST EN ISO 14001 arba Europos Sąjungos aplinkosaugos vadybos ir audito sistemą (EMAS) ar kitus aplinkos apsaugos vadybos standartus, pagrįstus atitinkamais Europos arba tarptautinių standartizacijos organizacijų priimtais standartais, ar kitais tiekėjo pateiktais lygiaverčiais įrodymais. </w:t>
             </w:r>
           </w:p>
           <w:p>
@@ -11247,7 +11879,6 @@
                 <w:sz w:val="20"/>
                 <w:szCs w:val="20"/>
               </w:rPr>
-              <w:lastRenderedPageBreak/>
               <w:t>SU PIRMINIU PASIŪLYMU PATEIKIAMA:</w:t>
             </w:r>
           </w:p>
@@ -11288,17 +11919,7 @@
                 <w:sz w:val="20"/>
                 <w:szCs w:val="20"/>
               </w:rPr>
-              <w:t xml:space="preserve">Perkantysis subjektas priima ir kitus tiekėjo lygiaverčių aplinkos apsaugos vadybos </w:t>
-            </w:r>
-            <w:r>
-              <w:rPr>
-                <w:rFonts w:ascii="Arial" w:hAnsi="Arial" w:cs="Arial"/>
-                <w:iCs/>
-                <w:sz w:val="20"/>
-                <w:szCs w:val="20"/>
-              </w:rPr>
-              <w:lastRenderedPageBreak/>
-              <w:t>užtikrinimo priemonių įrodymus, kurie patvirtintų, kad jo siūlomos aplinkos apsaugos vadybos užtikrinimo priemonės atitinka reikalaujamus aplinkos apsaugos vadybos sistemos standartus ir pateikia įrodymus, kurie patvirtintų, kad tiekėjo siūlomos aplinkos apsaugos vadybos užtikrinimo priemonės atitinka reikalaujamus aplinkos apsaugos vadybos sistemos standartus.</w:t>
+              <w:t>Perkantysis subjektas priima ir kitus tiekėjo lygiaverčių aplinkos apsaugos vadybos užtikrinimo priemonių įrodymus, kurie patvirtintų, kad jo siūlomos aplinkos apsaugos vadybos užtikrinimo priemonės atitinka reikalaujamus aplinkos apsaugos vadybos sistemos standartus ir pateikia įrodymus, kurie patvirtintų, kad tiekėjo siūlomos aplinkos apsaugos vadybos užtikrinimo priemonės atitinka reikalaujamus aplinkos apsaugos vadybos sistemos standartus.</w:t>
             </w:r>
           </w:p>
           <w:p>
@@ -11333,7 +11954,6 @@
           <w:sz w:val="20"/>
           <w:szCs w:val="20"/>
         </w:rPr>
-        <w:lastRenderedPageBreak/>
         <w:t xml:space="preserve">4.2. Žaliuosius reikalavimus </w:t>
       </w:r>
       <w:r>
@@ -11670,7 +12290,7 @@
       <w:pPr>
         <w:pStyle w:val="Heading1"/>
       </w:pPr>
-      <w:bookmarkStart w:id="27" w:name="_Toc234925742"/>
+      <w:bookmarkStart w:id="27" w:name="_Toc184819642"/>
       <w:r>
         <w:t>SOCIALINIAI REIKALAVIMAI</w:t>
       </w:r>
@@ -11942,6 +12562,7 @@
                 <w:sz w:val="20"/>
                 <w:szCs w:val="20"/>
               </w:rPr>
+              <w:lastRenderedPageBreak/>
               <w:t>Eil. Nr.</w:t>
             </w:r>
           </w:p>
@@ -12173,7 +12794,6 @@
                 <w:sz w:val="20"/>
                 <w:szCs w:val="20"/>
               </w:rPr>
-              <w:lastRenderedPageBreak/>
               <w:t>4. nuotolinis darbas****;</w:t>
             </w:r>
           </w:p>
@@ -12363,6 +12983,7 @@
                 <w:sz w:val="16"/>
                 <w:szCs w:val="16"/>
               </w:rPr>
+              <w:lastRenderedPageBreak/>
               <w:t xml:space="preserve">*** </w:t>
             </w:r>
             <w:r>
@@ -12745,16 +13366,7 @@
                 <w:sz w:val="20"/>
                 <w:szCs w:val="20"/>
               </w:rPr>
-              <w:t xml:space="preserve">arba kitą lygiavertį įpareigojančios formos dokumentą, </w:t>
-            </w:r>
-            <w:r>
-              <w:rPr>
-                <w:rFonts w:ascii="Arial" w:eastAsia="Calibri" w:hAnsi="Arial" w:cs="Arial"/>
-                <w:sz w:val="20"/>
-                <w:szCs w:val="20"/>
-              </w:rPr>
-              <w:lastRenderedPageBreak/>
-              <w:t>pagal kurį tiekėjo darbuotojams, kurie tiesiogiai vykdys pirkimo sutartį, taikomos nurodytos šeimos ir darbo interesų derinimo priemonės</w:t>
+              <w:t>arba kitą lygiavertį įpareigojančios formos dokumentą, pagal kurį tiekėjo darbuotojams, kurie tiesiogiai vykdys pirkimo sutartį, taikomos nurodytos šeimos ir darbo interesų derinimo priemonės</w:t>
             </w:r>
             <w:r>
               <w:rPr>
@@ -13023,7 +13635,16 @@
                 <w:sz w:val="20"/>
                 <w:szCs w:val="20"/>
               </w:rPr>
-              <w:t>arba kitą lygiavertį įpareigojančios formos dokumentą, pagal kurį tiekėjo darbuotojams, kurie tiesiogiai vykdys pirkimo sutartį, taikomos nurodytos šeimos ir darbo interesų derinimo priemonės</w:t>
+              <w:t xml:space="preserve">arba kitą lygiavertį įpareigojančios formos dokumentą, pagal kurį tiekėjo darbuotojams, kurie tiesiogiai vykdys pirkimo sutartį, taikomos nurodytos </w:t>
+            </w:r>
+            <w:r>
+              <w:rPr>
+                <w:rFonts w:ascii="Arial" w:eastAsia="Calibri" w:hAnsi="Arial" w:cs="Arial"/>
+                <w:sz w:val="20"/>
+                <w:szCs w:val="20"/>
+              </w:rPr>
+              <w:lastRenderedPageBreak/>
+              <w:t>šeimos ir darbo interesų derinimo priemonės</w:t>
             </w:r>
             <w:r>
               <w:rPr>
@@ -13159,8 +13780,7 @@
                 <w:sz w:val="20"/>
                 <w:szCs w:val="20"/>
               </w:rPr>
-              <w:lastRenderedPageBreak/>
-              <w:t>Jeigu tiekėjas taiko 8 punkte numatytą priemonę – įrodymus dėl suteikiamos kompensacijos už vaikų priežiūros paslaugas, už asmenų, kuriems nustatyta nuolatinė slauga ar priežiūra, slaugą / priežiūrą, pateikiant sutarties su teikiančiu vaiko priežiūros paslaugas / slaugos, priežiūros paslaugas asmeniu arba institucija kopiją, mokėjimo įvykdymo patvirtinimą (pavedimo kopiją) arba kitą lygiavertį dokumentą arba kitą lygiavertį įpareigojančios formos dokumentą, pagal kurį tiekėjo darbuotojams, kurie tiesiogiai vykdys pirkimo sutartį, taikomos nurodytos šeimos ir darbo interesų derinimo priemonės.</w:t>
+              <w:t>Jeigu tiekėjas taiko 8 punkte numatytą priemonę – įrodymus dėl suteikiamos kompensacijos už asmenų, kuriems nustatyta nuolatinė slauga ar priežiūra, slaugą / priežiūrą, pateikiant sutarties su teikiančiu slaugos, priežiūros paslaugas asmeniu arba institucija kopiją, mokėjimo įvykdymo patvirtinimą (pavedimo kopiją) arba kitą lygiavertį dokumentą arba kitą lygiavertį įpareigojančios formos dokumentą, pagal kurį tiekėjo darbuotojams, kurie tiesiogiai vykdys pirkimo sutartį, taikomos nurodytos šeimos ir darbo interesų derinimo priemonės.</w:t>
             </w:r>
           </w:p>
         </w:tc>
@@ -13519,7 +14139,7 @@
       <w:pPr>
         <w:pStyle w:val="Heading1"/>
       </w:pPr>
-      <w:bookmarkStart w:id="31" w:name="_Toc234925743"/>
+      <w:bookmarkStart w:id="31" w:name="_Toc184819643"/>
       <w:bookmarkEnd w:id="29"/>
       <w:bookmarkEnd w:id="30"/>
       <w:r>
@@ -13548,15 +14168,10 @@
     </w:p>
     <w:p>
       <w:pPr>
-        <w:pStyle w:val="ListParagraph"/>
-        <w:numPr>
-          <w:ilvl w:val="1"/>
-          <w:numId w:val="31"/>
-        </w:numPr>
         <w:tabs>
           <w:tab w:val="left" w:pos="360"/>
         </w:tabs>
-        <w:ind w:left="0" w:firstLine="0"/>
+        <w:ind w:left="360"/>
         <w:jc w:val="both"/>
         <w:rPr>
           <w:rFonts w:ascii="Arial" w:hAnsi="Arial" w:cs="Arial"/>
@@ -13569,6 +14184,15 @@
       </w:pPr>
       <w:bookmarkStart w:id="32" w:name="_Hlk184814980"/>
       <w:bookmarkStart w:id="33" w:name="_Hlk184793528"/>
+      <w:r>
+        <w:rPr>
+          <w:rFonts w:ascii="Arial" w:hAnsi="Arial" w:cs="Arial"/>
+          <w:sz w:val="20"/>
+          <w:szCs w:val="20"/>
+        </w:rPr>
+        <w:lastRenderedPageBreak/>
+        <w:t>6.1.</w:t>
+      </w:r>
       <w:r>
         <w:rPr>
           <w:rFonts w:ascii="Arial" w:hAnsi="Arial" w:cs="Arial"/>
@@ -13807,7 +14431,10 @@
             </w:r>
             <w:r>
               <w:rPr>
+                <w:rFonts w:ascii="Arial" w:hAnsi="Arial" w:cs="Arial"/>
                 <w:iCs/>
+                <w:sz w:val="20"/>
+                <w:szCs w:val="20"/>
               </w:rPr>
               <w:t>PĮ</w:t>
             </w:r>
@@ -14025,7 +14652,6 @@
                 <w:sz w:val="20"/>
                 <w:szCs w:val="20"/>
               </w:rPr>
-              <w:lastRenderedPageBreak/>
               <w:t>juridinio asmens vadovo patvirtintą juridinio asmens steigimo dokumentų kopiją,</w:t>
             </w:r>
           </w:p>
@@ -15070,6 +15696,7 @@
                 <w:sz w:val="20"/>
                 <w:szCs w:val="20"/>
               </w:rPr>
+              <w:lastRenderedPageBreak/>
               <w:t>6.1.</w:t>
             </w:r>
           </w:p>
@@ -15377,7 +16004,6 @@
                 <w:sz w:val="20"/>
                 <w:szCs w:val="20"/>
               </w:rPr>
-              <w:lastRenderedPageBreak/>
               <w:t>Juridinių asmenų dalyvių informacinės sistemos išrašą,</w:t>
             </w:r>
           </w:p>
@@ -15612,7 +16238,16 @@
                 <w:sz w:val="20"/>
                 <w:szCs w:val="20"/>
               </w:rPr>
-              <w:t>arba atitinkamus valstybės narės ar trečiosios šalies dokumentus, nurodančius tiekėjo, jo subtiekėjo, ūkio subjekto, kurio pajėgumais remiamasi, ir (arba) tiekėjo siūlomų prekių gamintojo pilietybę ir nuolatinę gyvenamąją vietą.</w:t>
+              <w:t xml:space="preserve">arba atitinkamus valstybės narės ar trečiosios šalies dokumentus, </w:t>
+            </w:r>
+            <w:r>
+              <w:rPr>
+                <w:rFonts w:ascii="Arial" w:hAnsi="Arial" w:cs="Arial"/>
+                <w:sz w:val="20"/>
+                <w:szCs w:val="20"/>
+              </w:rPr>
+              <w:lastRenderedPageBreak/>
+              <w:t>nurodančius tiekėjo, jo subtiekėjo, ūkio subjekto, kurio pajėgumais remiamasi, ir (arba) tiekėjo siūlomų prekių gamintojo pilietybę ir nuolatinę gyvenamąją vietą.</w:t>
             </w:r>
           </w:p>
           <w:p>
@@ -15766,17 +16401,7 @@
                 <w:sz w:val="20"/>
                 <w:szCs w:val="20"/>
               </w:rPr>
-              <w:t xml:space="preserve">Jeigu paslaugų teikėjas ar jį kontroliuojantis asmuo yra nacionaliniam saugumui užtikrinti svarbi įmonė, valstybės įmonė, savivaldybės įmonė, taip pat valstybės valdoma bendrovė ir jų dukterinės bendrovės, išvardintos </w:t>
-            </w:r>
-            <w:r>
-              <w:rPr>
-                <w:rFonts w:ascii="Arial" w:hAnsi="Arial" w:cs="Arial"/>
-                <w:iCs/>
-                <w:sz w:val="20"/>
-                <w:szCs w:val="20"/>
-              </w:rPr>
-              <w:lastRenderedPageBreak/>
-              <w:t>Nacionaliniam saugumui užtikrinti svarbių objektų apsaugos įstatyme, šių subjektų atžvilgiu šis reikalavimas netaikomas.</w:t>
+              <w:t>Jeigu paslaugų teikėjas ar jį kontroliuojantis asmuo yra nacionaliniam saugumui užtikrinti svarbi įmonė, valstybės įmonė, savivaldybės įmonė, taip pat valstybės valdoma bendrovė ir jų dukterinės bendrovės, išvardintos Nacionaliniam saugumui užtikrinti svarbių objektų apsaugos įstatyme, šių subjektų atžvilgiu šis reikalavimas netaikomas.</w:t>
             </w:r>
           </w:p>
         </w:tc>
@@ -16048,17 +16673,7 @@
                 <w:sz w:val="20"/>
                 <w:szCs w:val="20"/>
               </w:rPr>
-              <w:t xml:space="preserve">Pirkime negali dalyvauti Tiekėjai, Subtiekėjai, Tiekėjų grupės nariai, Ūkio subjektai, kurių pajėgumais remiamasi , kurie nėra registruoti </w:t>
-            </w:r>
-            <w:r>
-              <w:rPr>
-                <w:rFonts w:ascii="Arial" w:hAnsi="Arial" w:cs="Arial"/>
-                <w:iCs/>
-                <w:sz w:val="20"/>
-                <w:szCs w:val="20"/>
-              </w:rPr>
-              <w:lastRenderedPageBreak/>
-              <w:t>(Tiekėjas, Tiekėjų grupės narys, Subtiekėjas, Ūkio subjektas, kurio pajėgumais remiamasi, Kvazisubtiekėjas, kuris yra fizinis asmuo – nuolat gyvenantis ar turintys pilietybę) Europos Sąjungos valstybėje narėje, Šiaurės Atlanto sutarties organizacijos valstybėje narėje ar trečiojoje šalyje, pasirašiusioje PĮ 29 straipsnio 4 dalyje nurodytus tarptautinius susitarimus.</w:t>
+              <w:t>Pirkime negali dalyvauti Tiekėjai, Subtiekėjai, Tiekėjų grupės nariai, Ūkio subjektai, kurių pajėgumais remiamasi , kurie nėra registruoti (Tiekėjas, Tiekėjų grupės narys, Subtiekėjas, Ūkio subjektas, kurio pajėgumais remiamasi, Kvazisubtiekėjas, kuris yra fizinis asmuo – nuolat gyvenantis ar turintys pilietybę) Europos Sąjungos valstybėje narėje, Šiaurės Atlanto sutarties organizacijos valstybėje narėje ar trečiojoje šalyje, pasirašiusioje PĮ 29 straipsnio 4 dalyje nurodytus tarptautinius susitarimus.</w:t>
             </w:r>
             <w:r>
               <w:rPr>
@@ -16103,7 +16718,6 @@
                 <w:sz w:val="20"/>
                 <w:szCs w:val="20"/>
               </w:rPr>
-              <w:lastRenderedPageBreak/>
               <w:t>Atitikimas reikalavimui turi būti deklaruojamas Pasiūlyme (</w:t>
             </w:r>
             <w:r>
@@ -16435,6 +17049,7 @@
                 <w:sz w:val="20"/>
                 <w:szCs w:val="20"/>
               </w:rPr>
+              <w:lastRenderedPageBreak/>
               <w:t>Reikalavimas netaikomas ekonomiškai naudingiausią pasiūlymą pateikusiems tiekėjams, kurie yra Lietuvos Respublikos valstybės ar savivaldybės institucijos, įstaigos ar bendrovė, kurių kontrolinis akcijų paketas priklauso valstybei ar savivaldybei ar jų dukterinė bendrovė, taip pat jei ekonomiškai naudingiausią pasiūlymą pateikęs tiekėjas yra UAB „EPSO-G“ įmonių grupės bendrovė.</w:t>
             </w:r>
           </w:p>
@@ -16459,7 +17074,17 @@
                 <w:sz w:val="20"/>
                 <w:szCs w:val="20"/>
               </w:rPr>
-              <w:t xml:space="preserve">Ekonomiškai naudingiausią pasiūlymą pateikusiam Tiekėjui/Tiekėjų grupės nariams Perkantysis subjektas pateiks prašymą per Perkančiojo subjekto nustatytą terminą, kuris negali būti trumpesnis kaip 3 darbo dienos, užpildyti Veiklos partnerių patikros privalomai pildomą klausimyną, kuris bus atsiunčiamas Tiekėjo Pasiūlyme nurodytu elektroninio pašto adresu. Su klausimynu galima susipažinti nuorodoje: </w:t>
+              <w:lastRenderedPageBreak/>
+              <w:t xml:space="preserve">Ekonomiškai naudingiausią pasiūlymą pateikusiam Tiekėjui/Tiekėjų grupės nariams Perkantysis subjektas pateiks prašymą per Perkančiojo subjekto nustatytą terminą, kuris negali būti trumpesnis kaip 3 darbo dienos, </w:t>
+            </w:r>
+            <w:r>
+              <w:rPr>
+                <w:rFonts w:ascii="Arial" w:eastAsia="Calibri" w:hAnsi="Arial" w:cs="Arial"/>
+                <w:sz w:val="20"/>
+                <w:szCs w:val="20"/>
+              </w:rPr>
+              <w:lastRenderedPageBreak/>
+              <w:t xml:space="preserve">užpildyti Veiklos partnerių patikros privalomai pildomą klausimyną, kuris bus atsiunčiamas Tiekėjo Pasiūlyme nurodytu elektroninio pašto adresu. Su klausimynu galima susipažinti nuorodoje: </w:t>
             </w:r>
             <w:hyperlink r:id="rId16" w:history="1">
               <w:r>
@@ -16539,16 +17164,7 @@
                 <w:sz w:val="20"/>
                 <w:szCs w:val="20"/>
               </w:rPr>
-              <w:t xml:space="preserve">Perkantysis subjektas atliks su ekonomiškai naudingiausią pasiūlymą pateikusiu tiekėju </w:t>
-            </w:r>
-            <w:r>
-              <w:rPr>
-                <w:rFonts w:ascii="Arial" w:eastAsia="Calibri" w:hAnsi="Arial" w:cs="Arial"/>
-                <w:sz w:val="20"/>
-                <w:szCs w:val="20"/>
-              </w:rPr>
-              <w:lastRenderedPageBreak/>
-              <w:t>(tiekėjų grupės nariais, subtiekėjais) susijusių duomenų iš klausimyno ir (ar) prieinamų šaltinių įvertinimą  veiklos partnerio rizikos aspektu. Per Perkančiojo subjekto nustatytą terminą neužpildžius klausimyno, Tiekėjo pasiūlymas b</w:t>
+              <w:t>Perkantysis subjektas atliks su ekonomiškai naudingiausią pasiūlymą pateikusiu tiekėju (tiekėjų grupės nariais, subtiekėjais) susijusių duomenų iš klausimyno ir (ar) prieinamų šaltinių įvertinimą  veiklos partnerio rizikos aspektu. Per Perkančiojo subjekto nustatytą terminą neužpildžius klausimyno, Tiekėjo pasiūlymas b</w:t>
             </w:r>
             <w:r>
               <w:rPr>
@@ -16670,7 +17286,7 @@
       <w:r>
         <w:t xml:space="preserve"> </w:t>
       </w:r>
-      <w:bookmarkStart w:id="39" w:name="_Toc234925744"/>
+      <w:bookmarkStart w:id="39" w:name="_Toc184819644"/>
       <w:r>
         <w:t>REIKALAVIMAI PASIŪLYMŲ PATEIKIMUI</w:t>
       </w:r>
@@ -17095,6 +17711,7 @@
           <w:sz w:val="20"/>
           <w:szCs w:val="20"/>
         </w:rPr>
+        <w:lastRenderedPageBreak/>
         <w:t>Jeigu Pirkimo procedūrose dalyvauja jungtinės veiklos pagrindu susivienijusi Tiekėjų grupė, kartu su Pirminiu pasiūlymu ji turi pateikti jungtinės veiklos sutartį. Jungtinės veiklos sutarčiai keliami reikalavimai nurodyti BPS.</w:t>
       </w:r>
     </w:p>
@@ -17505,7 +18122,6 @@
           <w:sz w:val="20"/>
           <w:szCs w:val="20"/>
         </w:rPr>
-        <w:lastRenderedPageBreak/>
         <w:t>7</w:t>
       </w:r>
       <w:r>
@@ -18295,7 +18911,7 @@
       <w:pPr>
         <w:pStyle w:val="Heading1"/>
       </w:pPr>
-      <w:bookmarkStart w:id="46" w:name="_Toc234925745"/>
+      <w:bookmarkStart w:id="46" w:name="_Toc184819645"/>
       <w:bookmarkStart w:id="47" w:name="_Hlk33619537"/>
       <w:r>
         <w:t xml:space="preserve">PASIŪLYMŲ </w:t>
@@ -18496,7 +19112,7 @@
       <w:pPr>
         <w:pStyle w:val="Heading1"/>
       </w:pPr>
-      <w:bookmarkStart w:id="49" w:name="_Toc234925746"/>
+      <w:bookmarkStart w:id="49" w:name="_Toc184819646"/>
       <w:r>
         <w:t>PASIŪLYMŲ GALIOJIMO UŽTIKRINIMAS</w:t>
       </w:r>
@@ -18691,7 +19307,16 @@
           <w:sz w:val="20"/>
           <w:szCs w:val="20"/>
         </w:rPr>
-        <w:t xml:space="preserve">Pasiūlymo galiojimo užtikrinimo originalą privalo pateikti užklijuotame voke iki </w:t>
+        <w:t xml:space="preserve">Pasiūlymo galiojimo užtikrinimo originalą </w:t>
+      </w:r>
+      <w:r>
+        <w:rPr>
+          <w:rFonts w:ascii="Arial" w:hAnsi="Arial" w:cs="Arial"/>
+          <w:sz w:val="20"/>
+          <w:szCs w:val="20"/>
+        </w:rPr>
+        <w:lastRenderedPageBreak/>
+        <w:t xml:space="preserve">privalo pateikti užklijuotame voke iki </w:t>
       </w:r>
       <w:r>
         <w:rPr>
@@ -18723,7 +19348,7 @@
           <w:sz w:val="20"/>
           <w:szCs w:val="20"/>
         </w:rPr>
-        <w:t>/ĮMONĖS PAVADINIMAS/</w:t>
+        <w:t>ĮMONĖS PAVADINIMAS</w:t>
       </w:r>
       <w:r>
         <w:rPr>
@@ -19307,7 +19932,7 @@
       <w:pPr>
         <w:pStyle w:val="Heading1"/>
       </w:pPr>
-      <w:bookmarkStart w:id="51" w:name="_Toc234925747"/>
+      <w:bookmarkStart w:id="51" w:name="_Toc184819647"/>
       <w:r>
         <w:t>KITOS NUOSTATOS</w:t>
       </w:r>
@@ -20472,7 +21097,17 @@
           <w:sz w:val="20"/>
           <w:szCs w:val="20"/>
         </w:rPr>
-        <w:t xml:space="preserve">Perkantysis subjektas informuos Koordinavimo komisiją apie ketinamą sudaryti Sutartį, esant bent vienai BPS </w:t>
+        <w:t xml:space="preserve">Perkantysis subjektas informuos Koordinavimo komisiją apie ketinamą sudaryti Sutartį, esant bent vienai </w:t>
+      </w:r>
+      <w:r>
+        <w:rPr>
+          <w:rFonts w:ascii="Arial" w:hAnsi="Arial" w:cs="Arial"/>
+          <w:iCs/>
+          <w:sz w:val="20"/>
+          <w:szCs w:val="20"/>
+        </w:rPr>
+        <w:lastRenderedPageBreak/>
+        <w:t xml:space="preserve">BPS </w:t>
       </w:r>
       <w:r>
         <w:rPr>
@@ -20596,7 +21231,7 @@
       <w:bookmarkStart w:id="56" w:name="_Toc60479656"/>
       <w:bookmarkStart w:id="57" w:name="_Toc334383743"/>
       <w:bookmarkStart w:id="58" w:name="_Toc335201959"/>
-      <w:bookmarkStart w:id="59" w:name="_Toc234925748"/>
+      <w:bookmarkStart w:id="59" w:name="_Toc184819648"/>
       <w:bookmarkStart w:id="60" w:name="_Hlk33626163"/>
       <w:r>
         <w:t xml:space="preserve">SUTARTIES </w:t>
@@ -21085,7 +21720,7 @@
           <w:szCs w:val="20"/>
         </w:rPr>
       </w:pPr>
-      <w:bookmarkStart w:id="62" w:name="_Toc234925749"/>
+      <w:bookmarkStart w:id="62" w:name="_Toc184819649"/>
       <w:bookmarkStart w:id="63" w:name="_Toc335201960"/>
       <w:r>
         <w:t>ESMINĖS SUTARTIES SĄLYGOS</w:t>
@@ -21336,7 +21971,7 @@
           <w:numId w:val="39"/>
         </w:numPr>
       </w:pPr>
-      <w:bookmarkStart w:id="65" w:name="_Toc234925750"/>
+      <w:bookmarkStart w:id="65" w:name="_Toc184819650"/>
       <w:commentRangeStart w:id="66"/>
       <w:r>
         <w:t>PRELIMINARUS PIRKIMO PROCEDŪRŲ VYKDYMO GRAFIKAS</w:t>
@@ -21399,7 +22034,6 @@
           <w:sz w:val="20"/>
           <w:szCs w:val="20"/>
         </w:rPr>
-        <w:lastRenderedPageBreak/>
         <w:t xml:space="preserve">Toliau Tiekėjų informacijai pateikiamas preliminarus planuojamas Pirkimo procedūrų vykdymo grafikas, kurio atskiri etapai nebūtinai sutaps su faktinėmis datomis. Tiekėjai visais atvejais turi vadovautis pirmiausia CVP IS ir Perkančiojo subjekto pranešimuose nustatytais terminais. </w:t>
       </w:r>
     </w:p>
@@ -21439,7 +22073,7 @@
           <w:szCs w:val="20"/>
         </w:rPr>
       </w:pPr>
-      <w:bookmarkStart w:id="68" w:name="_Toc234925751"/>
+      <w:bookmarkStart w:id="68" w:name="_Toc184819651"/>
       <w:r>
         <w:rPr>
           <w:rFonts w:cs="Arial"/>
@@ -22615,16 +23249,10 @@
         <w:t xml:space="preserve"> </w:t>
       </w:r>
       <w:bookmarkEnd w:id="79"/>
-      <w:r>
-        <w:rPr>
-          <w:rFonts w:ascii="Arial" w:hAnsi="Arial" w:cs="Arial"/>
-          <w:sz w:val="20"/>
-          <w:szCs w:val="20"/>
-        </w:rPr>
-        <w:t>/Pirkimo organizatorius/</w:t>
-      </w:r>
     </w:p>
     <w:sectPr>
+      <w:footerReference w:type="default" r:id="rId17"/>
+      <w:headerReference w:type="first" r:id="rId18"/>
       <w:pgSz w:w="11906" w:h="16838" w:code="9"/>
       <w:pgMar w:top="1134" w:right="567" w:bottom="1134" w:left="1701" w:header="170" w:footer="716" w:gutter="0"/>
       <w:cols w:space="708"/>
@@ -22874,18 +23502,7 @@
         <w:rPr>
           <w:color w:val="FF0000"/>
         </w:rPr>
-        <w:t>ČIA IR KITUR:</w:t>
-      </w:r>
-    </w:p>
-    <w:p>
-      <w:pPr>
-        <w:pStyle w:val="CommentText"/>
-      </w:pPr>
-      <w:r>
-        <w:rPr>
-          <w:color w:val="FF0000"/>
-        </w:rPr>
-        <w:t xml:space="preserve">Abejonių kyla ir dokumentų prašome visais atvejais, jei organizacijos nėra tikrinusi atitinkamo tiekėjo, subtiekėjo, ūkio subjekto, kurio pajėgumais remiamasi, ar gamintojo kilmės; arba tikrinusi, bet tuo metu gauti dokumentai yra išduoti anksčiau nei prieš 1 metus. </w:t>
+        <w:t>Abejonių kyla ir dokumentų prašome visais atvejais, jei atitinkamas tiekėjas, subtiekėjas, ūkio subjektas, kurio pajėgumais remiamasi, ar gamintojas yra užsienio šalyje registruotas subjektas. Iš Lietuvoje registruotų subjektų dokumentų standartiškai pagal šį reikalavimą neprašome.</w:t>
       </w:r>
     </w:p>
   </w:comment>
@@ -23222,6 +23839,27 @@
 </w:endnotes>
 </file>
 
+<file path=word/footer1.xml><?xml version="1.0" encoding="utf-8"?>
+<w:ftr xmlns:wpc="http://schemas.microsoft.com/office/word/2010/wordprocessingCanvas" xmlns:cx="http://schemas.microsoft.com/office/drawing/2014/chartex" xmlns:cx1="http://schemas.microsoft.com/office/drawing/2015/9/8/chartex" xmlns:cx2="http://schemas.microsoft.com/office/drawing/2015/10/21/chartex" xmlns:cx3="http://schemas.microsoft.com/office/drawing/2016/5/9/chartex" xmlns:cx4="http://schemas.microsoft.com/office/drawing/2016/5/10/chartex" xmlns:cx5="http://schemas.microsoft.com/office/drawing/2016/5/11/chartex" xmlns:cx6="http://schemas.microsoft.com/office/drawing/2016/5/12/chartex" xmlns:cx7="http://schemas.microsoft.com/office/drawing/2016/5/13/chartex" xmlns:cx8="http://schemas.microsoft.com/office/drawing/2016/5/14/chartex" xmlns:mc="http://schemas.openxmlformats.org/markup-compatibility/2006" xmlns:aink="http://schemas.microsoft.com/office/drawing/2016/ink" xmlns:am3d="http://schemas.microsoft.com/office/drawing/2017/model3d" xmlns:o="urn:schemas-microsoft-com:office:office" xmlns:oel="http://schemas.microsoft.com/office/2019/extlst" xmlns:r="http://schemas.openxmlformats.org/officeDocument/2006/relationships" xmlns:m="http://schemas.openxmlformats.org/officeDocument/2006/math" xmlns:v="urn:schemas-microsoft-com:vml" xmlns:wp14="http://schemas.microsoft.com/office/word/2010/wordprocessingDrawing" xmlns:wp="http://schemas.openxmlformats.org/drawingml/2006/wordprocessingDrawing" xmlns:w10="urn:schemas-microsoft-com:office:word" xmlns:w="http://schemas.openxmlformats.org/wordprocessingml/2006/main" xmlns:w14="http://schemas.microsoft.com/office/word/2010/wordml" xmlns:w15="http://schemas.microsoft.com/office/word/2012/wordml" xmlns:w16cex="http://schemas.microsoft.com/office/word/2018/wordml/cex" xmlns:w16cid="http://schemas.microsoft.com/office/word/2016/wordml/cid" xmlns:w16="http://schemas.microsoft.com/office/word/2018/wordml" xmlns:w16du="http://schemas.microsoft.com/office/word/2023/wordml/word16du" xmlns:w16sdtdh="http://schemas.microsoft.com/office/word/2020/wordml/sdtdatahash" xmlns:w16sdtfl="http://schemas.microsoft.com/office/word/2024/wordml/sdtformatlock" xmlns:w16se="http://schemas.microsoft.com/office/word/2015/wordml/symex" xmlns:wpg="http://schemas.microsoft.com/office/word/2010/wordprocessingGroup" xmlns:wpi="http://schemas.microsoft.com/office/word/2010/wordprocessingInk" xmlns:wne="http://schemas.microsoft.com/office/word/2006/wordml" xmlns:wps="http://schemas.microsoft.com/office/word/2010/wordprocessingShape" mc:Ignorable="w14 w15 w16se w16cid w16 w16cex w16sdtdh w16sdtfl w16du wp14">
+  <w:p>
+    <w:pPr>
+      <w:pStyle w:val="Footer"/>
+      <w:jc w:val="center"/>
+    </w:pPr>
+  </w:p>
+  <w:p>
+    <w:pPr>
+      <w:pStyle w:val="Footer"/>
+      <w:jc w:val="center"/>
+      <w:rPr>
+        <w:sz w:val="18"/>
+        <w:szCs w:val="18"/>
+      </w:rPr>
+    </w:pPr>
+  </w:p>
+</w:ftr>
+</file>
+
 <file path=word/footnotes.xml><?xml version="1.0" encoding="utf-8"?>
 <w:footnotes xmlns:wpc="http://schemas.microsoft.com/office/word/2010/wordprocessingCanvas" xmlns:cx="http://schemas.microsoft.com/office/drawing/2014/chartex" xmlns:cx1="http://schemas.microsoft.com/office/drawing/2015/9/8/chartex" xmlns:cx2="http://schemas.microsoft.com/office/drawing/2015/10/21/chartex" xmlns:cx3="http://schemas.microsoft.com/office/drawing/2016/5/9/chartex" xmlns:cx4="http://schemas.microsoft.com/office/drawing/2016/5/10/chartex" xmlns:cx5="http://schemas.microsoft.com/office/drawing/2016/5/11/chartex" xmlns:cx6="http://schemas.microsoft.com/office/drawing/2016/5/12/chartex" xmlns:cx7="http://schemas.microsoft.com/office/drawing/2016/5/13/chartex" xmlns:cx8="http://schemas.microsoft.com/office/drawing/2016/5/14/chartex" xmlns:mc="http://schemas.openxmlformats.org/markup-compatibility/2006" xmlns:aink="http://schemas.microsoft.com/office/drawing/2016/ink" xmlns:am3d="http://schemas.microsoft.com/office/drawing/2017/model3d" xmlns:o="urn:schemas-microsoft-com:office:office" xmlns:oel="http://schemas.microsoft.com/office/2019/extlst" xmlns:r="http://schemas.openxmlformats.org/officeDocument/2006/relationships" xmlns:m="http://schemas.openxmlformats.org/officeDocument/2006/math" xmlns:v="urn:schemas-microsoft-com:vml" xmlns:wp14="http://schemas.microsoft.com/office/word/2010/wordprocessingDrawing" xmlns:wp="http://schemas.openxmlformats.org/drawingml/2006/wordprocessingDrawing" xmlns:w10="urn:schemas-microsoft-com:office:word" xmlns:w="http://schemas.openxmlformats.org/wordprocessingml/2006/main" xmlns:w14="http://schemas.microsoft.com/office/word/2010/wordml" xmlns:w15="http://schemas.microsoft.com/office/word/2012/wordml" xmlns:w16cex="http://schemas.microsoft.com/office/word/2018/wordml/cex" xmlns:w16cid="http://schemas.microsoft.com/office/word/2016/wordml/cid" xmlns:w16="http://schemas.microsoft.com/office/word/2018/wordml" xmlns:w16du="http://schemas.microsoft.com/office/word/2023/wordml/word16du" xmlns:w16sdtdh="http://schemas.microsoft.com/office/word/2020/wordml/sdtdatahash" xmlns:w16sdtfl="http://schemas.microsoft.com/office/word/2024/wordml/sdtformatlock" xmlns:w16se="http://schemas.microsoft.com/office/word/2015/wordml/symex" xmlns:wpg="http://schemas.microsoft.com/office/word/2010/wordprocessingGroup" xmlns:wpi="http://schemas.microsoft.com/office/word/2010/wordprocessingInk" xmlns:wne="http://schemas.microsoft.com/office/word/2006/wordml" xmlns:wps="http://schemas.microsoft.com/office/word/2010/wordprocessingShape" mc:Ignorable="w14 w15 w16se w16cid w16 w16cex w16sdtdh w16sdtfl w16du wp14">
   <w:footnote w:type="separator" w:id="-1">
@@ -23829,6 +24467,68 @@
     </w:p>
   </w:footnote>
 </w:footnotes>
+</file>
+
+<file path=word/header1.xml><?xml version="1.0" encoding="utf-8"?>
+<w:hdr xmlns:wpc="http://schemas.microsoft.com/office/word/2010/wordprocessingCanvas" xmlns:cx="http://schemas.microsoft.com/office/drawing/2014/chartex" xmlns:cx1="http://schemas.microsoft.com/office/drawing/2015/9/8/chartex" xmlns:cx2="http://schemas.microsoft.com/office/drawing/2015/10/21/chartex" xmlns:cx3="http://schemas.microsoft.com/office/drawing/2016/5/9/chartex" xmlns:cx4="http://schemas.microsoft.com/office/drawing/2016/5/10/chartex" xmlns:cx5="http://schemas.microsoft.com/office/drawing/2016/5/11/chartex" xmlns:cx6="http://schemas.microsoft.com/office/drawing/2016/5/12/chartex" xmlns:cx7="http://schemas.microsoft.com/office/drawing/2016/5/13/chartex" xmlns:cx8="http://schemas.microsoft.com/office/drawing/2016/5/14/chartex" xmlns:mc="http://schemas.openxmlformats.org/markup-compatibility/2006" xmlns:aink="http://schemas.microsoft.com/office/drawing/2016/ink" xmlns:am3d="http://schemas.microsoft.com/office/drawing/2017/model3d" xmlns:o="urn:schemas-microsoft-com:office:office" xmlns:oel="http://schemas.microsoft.com/office/2019/extlst" xmlns:r="http://schemas.openxmlformats.org/officeDocument/2006/relationships" xmlns:m="http://schemas.openxmlformats.org/officeDocument/2006/math" xmlns:v="urn:schemas-microsoft-com:vml" xmlns:wp14="http://schemas.microsoft.com/office/word/2010/wordprocessingDrawing" xmlns:wp="http://schemas.openxmlformats.org/drawingml/2006/wordprocessingDrawing" xmlns:w10="urn:schemas-microsoft-com:office:word" xmlns:w="http://schemas.openxmlformats.org/wordprocessingml/2006/main" xmlns:w14="http://schemas.microsoft.com/office/word/2010/wordml" xmlns:w15="http://schemas.microsoft.com/office/word/2012/wordml" xmlns:w16cex="http://schemas.microsoft.com/office/word/2018/wordml/cex" xmlns:w16cid="http://schemas.microsoft.com/office/word/2016/wordml/cid" xmlns:w16="http://schemas.microsoft.com/office/word/2018/wordml" xmlns:w16du="http://schemas.microsoft.com/office/word/2023/wordml/word16du" xmlns:w16sdtdh="http://schemas.microsoft.com/office/word/2020/wordml/sdtdatahash" xmlns:w16sdtfl="http://schemas.microsoft.com/office/word/2024/wordml/sdtformatlock" xmlns:w16se="http://schemas.microsoft.com/office/word/2015/wordml/symex" xmlns:wpg="http://schemas.microsoft.com/office/word/2010/wordprocessingGroup" xmlns:wpi="http://schemas.microsoft.com/office/word/2010/wordprocessingInk" xmlns:wne="http://schemas.microsoft.com/office/word/2006/wordml" xmlns:wps="http://schemas.microsoft.com/office/word/2010/wordprocessingShape" mc:Ignorable="w14 w15 w16se w16cid w16 w16cex w16sdtdh w16sdtfl w16du wp14">
+  <w:p>
+    <w:pPr>
+      <w:pStyle w:val="Header"/>
+    </w:pPr>
+  </w:p>
+  <w:p>
+    <w:pPr>
+      <w:pStyle w:val="Header"/>
+      <w:jc w:val="center"/>
+    </w:pPr>
+    <w:r>
+      <w:rPr>
+        <w:noProof/>
+      </w:rPr>
+      <w:drawing>
+        <wp:inline distT="0" distB="0" distL="0" distR="0" wp14:anchorId="09977FF9" wp14:editId="14152C1B">
+          <wp:extent cx="1080000" cy="397639"/>
+          <wp:effectExtent l="0" t="0" r="0" b="0"/>
+          <wp:docPr id="964352042" name="Graphic 70"/>
+          <wp:cNvGraphicFramePr>
+            <a:graphicFrameLocks xmlns:a="http://schemas.openxmlformats.org/drawingml/2006/main" noChangeAspect="1"/>
+          </wp:cNvGraphicFramePr>
+          <a:graphic xmlns:a="http://schemas.openxmlformats.org/drawingml/2006/main">
+            <a:graphicData uri="http://schemas.openxmlformats.org/drawingml/2006/picture">
+              <pic:pic xmlns:pic="http://schemas.openxmlformats.org/drawingml/2006/picture">
+                <pic:nvPicPr>
+                  <pic:cNvPr id="964352042" name="Graphic 70"/>
+                  <pic:cNvPicPr/>
+                </pic:nvPicPr>
+                <pic:blipFill>
+                  <a:blip r:embed="rId1">
+                    <a:extLst>
+                      <a:ext uri="{96DAC541-7B7A-43D3-8B79-37D633B846F1}">
+                        <asvg:svgBlip xmlns:asvg="http://schemas.microsoft.com/office/drawing/2016/SVG/main" r:embed="rId2"/>
+                      </a:ext>
+                    </a:extLst>
+                  </a:blip>
+                  <a:stretch>
+                    <a:fillRect/>
+                  </a:stretch>
+                </pic:blipFill>
+                <pic:spPr>
+                  <a:xfrm>
+                    <a:off x="0" y="0"/>
+                    <a:ext cx="1080000" cy="397639"/>
+                  </a:xfrm>
+                  <a:prstGeom prst="rect">
+                    <a:avLst/>
+                  </a:prstGeom>
+                </pic:spPr>
+              </pic:pic>
+            </a:graphicData>
+          </a:graphic>
+        </wp:inline>
+      </w:drawing>
+    </w:r>
+  </w:p>
+</w:hdr>
 </file>
 
 <file path=word/numbering.xml><?xml version="1.0" encoding="utf-8"?>
@@ -30425,7 +31125,7 @@
   </w:font>
   <w:font w:name="Trebuchet MS">
     <w:panose1 w:val="020B0603020202020204"/>
-    <w:charset w:val="BA"/>
+    <w:charset w:val="00"/>
     <w:family w:val="swiss"/>
     <w:pitch w:val="variable"/>
     <w:sig w:usb0="00000687" w:usb1="00000000" w:usb2="00000000" w:usb3="00000000" w:csb0="0000009F" w:csb1="00000000"/>
@@ -30453,7 +31153,7 @@
   </w:font>
   <w:font w:name="Courier New">
     <w:panose1 w:val="02070309020205020404"/>
-    <w:charset w:val="BA"/>
+    <w:charset w:val="00"/>
     <w:family w:val="modern"/>
     <w:pitch w:val="fixed"/>
     <w:sig w:usb0="E0002EFF" w:usb1="C0007843" w:usb2="00000009" w:usb3="00000000" w:csb0="000001FF" w:csb1="00000000"/>
@@ -30467,21 +31167,21 @@
   </w:font>
   <w:font w:name="Cambria">
     <w:panose1 w:val="02040503050406030204"/>
-    <w:charset w:val="BA"/>
+    <w:charset w:val="00"/>
     <w:family w:val="roman"/>
     <w:pitch w:val="variable"/>
     <w:sig w:usb0="E00006FF" w:usb1="420024FF" w:usb2="02000000" w:usb3="00000000" w:csb0="0000019F" w:csb1="00000000"/>
   </w:font>
   <w:font w:name="Garamond">
     <w:panose1 w:val="02020404030301010803"/>
-    <w:charset w:val="BA"/>
+    <w:charset w:val="00"/>
     <w:family w:val="roman"/>
     <w:pitch w:val="variable"/>
     <w:sig w:usb0="00000287" w:usb1="00000000" w:usb2="00000000" w:usb3="00000000" w:csb0="0000009F" w:csb1="00000000"/>
   </w:font>
   <w:font w:name="Tahoma">
     <w:panose1 w:val="020B0604030504040204"/>
-    <w:charset w:val="BA"/>
+    <w:charset w:val="00"/>
     <w:family w:val="swiss"/>
     <w:pitch w:val="variable"/>
     <w:sig w:usb0="E1002EFF" w:usb1="C000605B" w:usb2="00000029" w:usb3="00000000" w:csb0="000101FF" w:csb1="00000000"/>
@@ -30495,14 +31195,14 @@
   </w:font>
   <w:font w:name="Consolas">
     <w:panose1 w:val="020B0609020204030204"/>
-    <w:charset w:val="BA"/>
+    <w:charset w:val="00"/>
     <w:family w:val="modern"/>
     <w:pitch w:val="fixed"/>
     <w:sig w:usb0="E00006FF" w:usb1="0000FCFF" w:usb2="00000001" w:usb3="00000000" w:csb0="0000019F" w:csb1="00000000"/>
   </w:font>
   <w:font w:name="Book Antiqua">
     <w:panose1 w:val="02040602050305030304"/>
-    <w:charset w:val="BA"/>
+    <w:charset w:val="00"/>
     <w:family w:val="roman"/>
     <w:pitch w:val="variable"/>
     <w:sig w:usb0="00000287" w:usb1="00000000" w:usb2="00000000" w:usb3="00000000" w:csb0="0000009F" w:csb1="00000000"/>
@@ -30592,7 +31292,7 @@
     <w:rsid w:val="00266E45"/>
     <w:rsid w:val="00271C83"/>
     <w:rsid w:val="0028216D"/>
-    <w:rsid w:val="002A5356"/>
+    <w:rsid w:val="00286F04"/>
     <w:rsid w:val="002B2FE8"/>
     <w:rsid w:val="002B3633"/>
     <w:rsid w:val="002C245D"/>
@@ -30609,14 +31309,17 @@
     <w:rsid w:val="00325D6C"/>
     <w:rsid w:val="00347972"/>
     <w:rsid w:val="0036622D"/>
+    <w:rsid w:val="00387136"/>
     <w:rsid w:val="00396FB8"/>
     <w:rsid w:val="003C3AEB"/>
     <w:rsid w:val="003E4271"/>
     <w:rsid w:val="003E7344"/>
+    <w:rsid w:val="00403424"/>
     <w:rsid w:val="00406C36"/>
     <w:rsid w:val="004158FF"/>
     <w:rsid w:val="004166BC"/>
     <w:rsid w:val="0043793A"/>
+    <w:rsid w:val="0044693B"/>
     <w:rsid w:val="0046213D"/>
     <w:rsid w:val="004743CA"/>
     <w:rsid w:val="004A3352"/>
@@ -30624,7 +31327,9 @@
     <w:rsid w:val="004A5A82"/>
     <w:rsid w:val="004B30BA"/>
     <w:rsid w:val="004C14A6"/>
+    <w:rsid w:val="004C26E2"/>
     <w:rsid w:val="004D2701"/>
+    <w:rsid w:val="004D60D0"/>
     <w:rsid w:val="004E351F"/>
     <w:rsid w:val="004F0F20"/>
     <w:rsid w:val="00515B56"/>
@@ -30650,6 +31355,7 @@
     <w:rsid w:val="00604342"/>
     <w:rsid w:val="00624526"/>
     <w:rsid w:val="006252C8"/>
+    <w:rsid w:val="006302BE"/>
     <w:rsid w:val="00654A10"/>
     <w:rsid w:val="006618F3"/>
     <w:rsid w:val="00663DD8"/>
@@ -30677,6 +31383,7 @@
     <w:rsid w:val="007C301B"/>
     <w:rsid w:val="007D298E"/>
     <w:rsid w:val="007D5DD2"/>
+    <w:rsid w:val="007D5F43"/>
     <w:rsid w:val="007E021F"/>
     <w:rsid w:val="007E62F6"/>
     <w:rsid w:val="0083570D"/>
@@ -30684,6 +31391,7 @@
     <w:rsid w:val="008922B1"/>
     <w:rsid w:val="008A4F5E"/>
     <w:rsid w:val="008A79C5"/>
+    <w:rsid w:val="008B3294"/>
     <w:rsid w:val="008C00B6"/>
     <w:rsid w:val="00904BB0"/>
     <w:rsid w:val="0093313A"/>
@@ -30706,10 +31414,10 @@
     <w:rsid w:val="00A436B7"/>
     <w:rsid w:val="00A46009"/>
     <w:rsid w:val="00A53882"/>
-    <w:rsid w:val="00A5798C"/>
     <w:rsid w:val="00A67235"/>
     <w:rsid w:val="00A758C6"/>
     <w:rsid w:val="00A82A7D"/>
+    <w:rsid w:val="00A83C40"/>
     <w:rsid w:val="00A97B5C"/>
     <w:rsid w:val="00AB4AD7"/>
     <w:rsid w:val="00AC46BD"/>
@@ -30717,6 +31425,7 @@
     <w:rsid w:val="00AF4889"/>
     <w:rsid w:val="00AF61AC"/>
     <w:rsid w:val="00B04DEA"/>
+    <w:rsid w:val="00B1233D"/>
     <w:rsid w:val="00B2369B"/>
     <w:rsid w:val="00B242F7"/>
     <w:rsid w:val="00B34A5A"/>
@@ -30741,6 +31450,7 @@
     <w:rsid w:val="00C6280D"/>
     <w:rsid w:val="00C7152E"/>
     <w:rsid w:val="00C80934"/>
+    <w:rsid w:val="00C94E37"/>
     <w:rsid w:val="00CA122E"/>
     <w:rsid w:val="00CA2C4B"/>
     <w:rsid w:val="00CA53E8"/>
@@ -30751,6 +31461,8 @@
     <w:rsid w:val="00CE4722"/>
     <w:rsid w:val="00CF0664"/>
     <w:rsid w:val="00CF5472"/>
+    <w:rsid w:val="00D16F4A"/>
+    <w:rsid w:val="00D20138"/>
     <w:rsid w:val="00D22A2F"/>
     <w:rsid w:val="00D27648"/>
     <w:rsid w:val="00D44DA1"/>
@@ -30780,12 +31492,11 @@
     <w:rsid w:val="00EF3818"/>
     <w:rsid w:val="00EF4013"/>
     <w:rsid w:val="00EF6458"/>
-    <w:rsid w:val="00F00713"/>
     <w:rsid w:val="00F00A3C"/>
     <w:rsid w:val="00F04112"/>
     <w:rsid w:val="00F16A3B"/>
     <w:rsid w:val="00F17116"/>
-    <w:rsid w:val="00F40B61"/>
+    <w:rsid w:val="00F27788"/>
     <w:rsid w:val="00F53D69"/>
     <w:rsid w:val="00F64E43"/>
     <w:rsid w:val="00F74558"/>
@@ -31272,6 +31983,19 @@
       <w:lang w:eastAsia="en-US"/>
     </w:rPr>
   </w:style>
+  <w:style w:type="paragraph" w:customStyle="1" w:styleId="7FF927AC02E64269A10B9A9BA85599C2">
+    <w:name w:val="7FF927AC02E64269A10B9A9BA85599C2"/>
+    <w:rsid w:val="008922B1"/>
+    <w:pPr>
+      <w:spacing w:after="160" w:line="278" w:lineRule="auto"/>
+    </w:pPr>
+    <w:rPr>
+      <w:kern w:val="2"/>
+      <w:sz w:val="24"/>
+      <w:szCs w:val="24"/>
+      <w14:ligatures w14:val="standardContextual"/>
+    </w:rPr>
+  </w:style>
 </w:styles>
 </file>
 
@@ -31570,7 +32294,7 @@
 </file>
 
 <file path=customXml/itemProps1.xml><?xml version="1.0" encoding="utf-8"?>
-<ds:datastoreItem xmlns:ds="http://schemas.openxmlformats.org/officeDocument/2006/customXml" ds:itemID="{DE740684-31B7-4155-B24C-5DE9365A3604}">
+<ds:datastoreItem xmlns:ds="http://schemas.openxmlformats.org/officeDocument/2006/customXml" ds:itemID="{553AA1CF-CE97-4B5E-A476-5BA1C92523EA}">
   <ds:schemaRefs>
     <ds:schemaRef ds:uri="http://schemas.openxmlformats.org/officeDocument/2006/bibliography"/>
   </ds:schemaRefs>

--- a/PP-salygos/templates/SSD_LT_SPS.docx
+++ b/PP-salygos/templates/SSD_LT_SPS.docx
@@ -8791,7 +8791,7 @@
                 <w:sz w:val="20"/>
                 <w:szCs w:val="20"/>
               </w:rPr>
-              <w:t xml:space="preserve">Nurodyti dokumentai turi būti išduoti ne anksčiau kaip 180 dienų iki tos dienos, kai tiekėjas perkančiojo subjekto prašymu turės pateikti pašalinimo pagrindų nebuvimą patvirtinančius dokumentus. Pavyzdys: Jeigu perkantysis subjektas 2022-10-10 kreipėsi į tiekėją prašydama iki 2022-10-14 pateikti įrodančius dokumentus, jie turi būti išduoti ne anksčiau kaip 180 dienų, jas skaičiuojant atgal nuo 2022-10-14. </w:t>
+              <w:t xml:space="preserve">Nurodyti dokumentai turi būti išduoti ne anksčiau kaip 180 dienų iki tos dienos, kai tiekėjas perkančiojo subjekto prašymu turės pateikti pašalinimo pagrindų nebuvimą patvirtinančius dokumentus. Pavyzdys: Jeigu perkantysis subjektas 2022-10-10 kreipėsi į tiekėją prašydamas iki 2022-10-14 pateikti įrodančius dokumentus, jie turi būti išduoti ne anksčiau kaip 180 dienų, jas skaičiuojant atgal nuo 2022-10-14. </w:t>
             </w:r>
           </w:p>
           <w:p>
@@ -9120,7 +9120,7 @@
                 <w:sz w:val="20"/>
                 <w:szCs w:val="20"/>
               </w:rPr>
-              <w:t>Prireikus, Perkantysis subjektas turi teisę prašyti pateikti valstybės įmonės Registrų centro Lietuvos Respublikos Vyriausybės nustatyta tvarka išduoto dokumento, patvirtinančio jungtinius kompetentingų institucijų tvarkomus duomenis. Tokiu atveju dokumentas turi būti  išduotas ne anksčiau kaip 120 dienų iki tos dienos, kai tiekėjas perkančiojo subjekto prašymu turės pateikti pašalinimo pagrindų nebuvimą patvirtinančius dokumentus. Pavyzdys: Jeigu perkantysis subjektas 2022-10-10 kreipėsi į tiekėją prašydama iki 2022-10-14 pateikti įrodančius dokumentus, jie turi būti išduoti ne anksčiau kaip 120 dienų, jas skaičiuojant atgal nuo 2022-10-14.</w:t>
+              <w:t>Prireikus, Perkantysis subjektas turi teisę prašyti pateikti valstybės įmonės Registrų centro Lietuvos Respublikos Vyriausybės nustatyta tvarka išduoto dokumento, patvirtinančio jungtinius kompetentingų institucijų tvarkomus duomenis. Tokiu atveju dokumentas turi būti  išduotas ne anksčiau kaip 120 dienų iki tos dienos, kai tiekėjas perkančiojo subjekto prašymu turės pateikti pašalinimo pagrindų nebuvimą patvirtinančius dokumentus. Pavyzdys: Jeigu perkantysis subjektas 2022-10-10 kreipėsi į tiekėją prašydamas iki 2022-10-14 pateikti įrodančius dokumentus, jie turi būti išduoti ne anksčiau kaip 120 dienų, jas skaičiuojant atgal nuo 2022-10-14.</w:t>
             </w:r>
           </w:p>
           <w:p>

--- a/PP-salygos/templates/SSD_LT_SPS.docx
+++ b/PP-salygos/templates/SSD_LT_SPS.docx
@@ -1964,7 +1964,7 @@
           <w:sz w:val="20"/>
           <w:szCs w:val="20"/>
         </w:rPr>
-        <w:t xml:space="preserve">    </w:t>
+        <w:t xml:space="preserve"> </w:t>
       </w:r>
       <w:sdt>
         <w:sdtPr>
@@ -4693,7 +4693,7 @@
         <w:rPr>
           <w:rFonts w:ascii="Arial" w:hAnsi="Arial" w:cs="Arial"/>
         </w:rPr>
-        <w:t xml:space="preserve"> </w:t>
+        <w:t xml:space="preserve"/>
       </w:r>
       <w:r>
         <w:rPr>
@@ -5711,7 +5711,7 @@
                 <w:sz w:val="20"/>
                 <w:szCs w:val="20"/>
               </w:rPr>
-              <w:t>„e-Certis“ adresu:  https://ec.europa.eu/tools/ecertis/.</w:t>
+              <w:t>„e-Certis“ adresu: https://ec.europa.eu/tools/ecertis/.</w:t>
             </w:r>
           </w:p>
         </w:tc>
@@ -6015,7 +6015,7 @@
                 <w:sz w:val="20"/>
                 <w:szCs w:val="20"/>
               </w:rPr>
-              <w:t>„e-Certis“ adresu:  https://ec.europa.eu/tools/ecertis/.</w:t>
+              <w:t>„e-Certis“ adresu: https://ec.europa.eu/tools/ecertis/.</w:t>
             </w:r>
           </w:p>
         </w:tc>
@@ -6258,7 +6258,7 @@
                 <w:sz w:val="20"/>
                 <w:szCs w:val="20"/>
               </w:rPr>
-              <w:t>„e-Certis“ adresu:  https://ec.europa.eu/tools/ecertis/.</w:t>
+              <w:t>„e-Certis“ adresu: https://ec.europa.eu/tools/ecertis/.</w:t>
             </w:r>
           </w:p>
         </w:tc>
@@ -6580,7 +6580,7 @@
                 <w:sz w:val="20"/>
                 <w:szCs w:val="20"/>
               </w:rPr>
-              <w:t>„e-Certis“ adresu:  https://ec.europa.eu/tools/ecertis/.</w:t>
+              <w:t>„e-Certis“ adresu: https://ec.europa.eu/tools/ecertis/.</w:t>
             </w:r>
           </w:p>
         </w:tc>
@@ -6804,7 +6804,7 @@
                 <w:sz w:val="20"/>
                 <w:szCs w:val="20"/>
               </w:rPr>
-              <w:t>„e-Certis“ adresu:  https://ec.europa.eu/tools/ecertis/.</w:t>
+              <w:t>„e-Certis“ adresu: https://ec.europa.eu/tools/ecertis/.</w:t>
             </w:r>
           </w:p>
         </w:tc>
@@ -7142,7 +7142,7 @@
                 <w:sz w:val="20"/>
                 <w:szCs w:val="20"/>
               </w:rPr>
-              <w:t>„e-Certis“ adresu:  https://ec.europa.eu/tools/ecertis/.</w:t>
+              <w:t>„e-Certis“ adresu: https://ec.europa.eu/tools/ecertis/.</w:t>
             </w:r>
           </w:p>
         </w:tc>
@@ -7546,7 +7546,7 @@
                 <w:sz w:val="20"/>
                 <w:szCs w:val="20"/>
               </w:rPr>
-              <w:t xml:space="preserve">„e-Certis“ adresu:  </w:t>
+              <w:t xml:space="preserve">„e-Certis“ adresu: </w:t>
             </w:r>
             <w:hyperlink r:id="rId13" w:history="1">
               <w:r>
@@ -7855,7 +7855,7 @@
                 <w:sz w:val="20"/>
                 <w:szCs w:val="20"/>
               </w:rPr>
-              <w:t xml:space="preserve">„e-Certis“ adresu:  </w:t>
+              <w:t xml:space="preserve">„e-Certis“ adresu: </w:t>
             </w:r>
             <w:hyperlink r:id="rId15" w:history="1">
               <w:r>
@@ -8091,7 +8091,7 @@
                 <w:sz w:val="20"/>
                 <w:szCs w:val="20"/>
               </w:rPr>
-              <w:t>„e-Certis“ adresu:  https://ec.europa.eu/tools/ecertis/.</w:t>
+              <w:t>„e-Certis“ adresu: https://ec.europa.eu/tools/ecertis/.</w:t>
             </w:r>
           </w:p>
         </w:tc>
@@ -9120,7 +9120,7 @@
                 <w:sz w:val="20"/>
                 <w:szCs w:val="20"/>
               </w:rPr>
-              <w:t>Prireikus, Perkantysis subjektas turi teisę prašyti pateikti valstybės įmonės Registrų centro Lietuvos Respublikos Vyriausybės nustatyta tvarka išduoto dokumento, patvirtinančio jungtinius kompetentingų institucijų tvarkomus duomenis. Tokiu atveju dokumentas turi būti  išduotas ne anksčiau kaip 120 dienų iki tos dienos, kai tiekėjas perkančiojo subjekto prašymu turės pateikti pašalinimo pagrindų nebuvimą patvirtinančius dokumentus. Pavyzdys: Jeigu perkantysis subjektas 2022-10-10 kreipėsi į tiekėją prašydamas iki 2022-10-14 pateikti įrodančius dokumentus, jie turi būti išduoti ne anksčiau kaip 120 dienų, jas skaičiuojant atgal nuo 2022-10-14.</w:t>
+              <w:t>Prireikus, Perkantysis subjektas turi teisę prašyti pateikti valstybės įmonės Registrų centro Lietuvos Respublikos Vyriausybės nustatyta tvarka išduoto dokumento, patvirtinančio jungtinius kompetentingų institucijų tvarkomus duomenis. Tokiu atveju dokumentas turi būti išduotas ne anksčiau kaip 120 dienų iki tos dienos, kai tiekėjas perkančiojo subjekto prašymu turės pateikti pašalinimo pagrindų nebuvimą patvirtinančius dokumentus. Pavyzdys: Jeigu perkantysis subjektas 2022-10-10 kreipėsi į tiekėją prašydamas iki 2022-10-14 pateikti įrodančius dokumentus, jie turi būti išduoti ne anksčiau kaip 120 dienų, jas skaičiuojant atgal nuo 2022-10-14.</w:t>
             </w:r>
           </w:p>
           <w:p>
@@ -9377,7 +9377,7 @@
                 <w:sz w:val="20"/>
                 <w:szCs w:val="20"/>
               </w:rPr>
-              <w:t>„e-Certis“ adresu:  https://ec.europa.eu/tools/ecertis/.</w:t>
+              <w:t>„e-Certis“ adresu: https://ec.europa.eu/tools/ecertis/.</w:t>
             </w:r>
           </w:p>
         </w:tc>
@@ -10168,7 +10168,7 @@
                 <w:szCs w:val="20"/>
                 <w:lang w:eastAsia="en-US"/>
               </w:rPr>
-              <w:t xml:space="preserve"> netikrinama, tačiau Tiekėjas  įsipareigoja, kad pirkimo sutartį vykdys tik tokią teisę turintys asmenys. Atitinkami reikalavimai nurodyti</w:t>
+              <w:t xml:space="preserve"> netikrinama, tačiau Tiekėjas įsipareigoja, kad pirkimo sutartį vykdys tik tokią teisę turintys asmenys. Atitinkami reikalavimai nurodyti</w:t>
             </w:r>
             <w:r>
               <w:rPr>
@@ -12344,7 +12344,7 @@
           <w:sz w:val="20"/>
           <w:szCs w:val="20"/>
         </w:rPr>
-        <w:t xml:space="preserve">Tiekėjas arba jo pasitelktas subtiekėjas, arba ūkio subjektas, kurio pajėgumais remiamasi   privalo atitikti bent vieną iš socialinių reikalavimų, nurodytų </w:t>
+        <w:t xml:space="preserve">Tiekėjas arba jo pasitelktas subtiekėjas, arba ūkio subjektas, kurio pajėgumais remiamasi privalo atitikti bent vieną iš socialinių reikalavimų, nurodytų </w:t>
       </w:r>
       <w:r>
         <w:rPr>
@@ -12685,7 +12685,7 @@
                 <w:sz w:val="20"/>
                 <w:szCs w:val="20"/>
               </w:rPr>
-              <w:t xml:space="preserve">Sutarties vykdymo laikotarpiu tiekėjo arba jo pasitelkto subtiekėjo, arba  ūkio subjekto, kurio pajėgumais remiamasi, darbuotojui (-ams), tiesiogiai vykdantiems pirkimo sutartį, </w:t>
+              <w:t xml:space="preserve">Sutarties vykdymo laikotarpiu tiekėjo arba jo pasitelkto subtiekėjo, arba ūkio subjekto, kurio pajėgumais remiamasi, darbuotojui (-ams), tiesiogiai vykdantiems pirkimo sutartį, </w:t>
             </w:r>
             <w:r>
               <w:rPr>
@@ -13851,7 +13851,7 @@
                 <w:sz w:val="20"/>
                 <w:szCs w:val="20"/>
               </w:rPr>
-              <w:t xml:space="preserve"> savo darbuotojui (-ams), tiesiogiai vykdantiems pirkimo sutartį, </w:t>
+              <w:t xml:space="preserve">savo darbuotojui (-ams), tiesiogiai vykdantiems pirkimo sutartį, </w:t>
             </w:r>
             <w:r>
               <w:rPr>
@@ -14216,7 +14216,7 @@
           <w:sz w:val="20"/>
           <w:szCs w:val="20"/>
         </w:rPr>
-        <w:t xml:space="preserve">. Tiekėjai privalo deklaruoti atitiktį kitiems reikalavimams ir  (arba) pateikti dokumentus, pagrindžiančius atitiktį šiems reikalavimams </w:t>
+        <w:t xml:space="preserve">. Tiekėjai privalo deklaruoti atitiktį kitiems reikalavimams ir (arba) pateikti dokumentus, pagrindžiančius atitiktį šiems reikalavimams </w:t>
       </w:r>
       <w:r>
         <w:rPr>
@@ -14920,7 +14920,7 @@
                 <w:sz w:val="20"/>
                 <w:szCs w:val="20"/>
               </w:rPr>
-              <w:t>Dokumentai, kuriuose nenurodytas galiojimo terminas, turi būti  išduoti ar atspausdinti iš informacinės sistemos ne anksčiau kaip prieš tris mėnesius iki tos dienos, kai Perkančiojo subjekto prašymu Tiekėjas turi pateikti dokumentus.</w:t>
+              <w:t>Dokumentai, kuriuose nenurodytas galiojimo terminas, turi būti išduoti ar atspausdinti iš informacinės sistemos ne anksčiau kaip prieš tris mėnesius iki tos dienos, kai Perkančiojo subjekto prašymu Tiekėjas turi pateikti dokumentus.</w:t>
             </w:r>
           </w:p>
           <w:p>
@@ -15459,7 +15459,7 @@
                 <w:sz w:val="20"/>
                 <w:szCs w:val="20"/>
               </w:rPr>
-              <w:t xml:space="preserve"> ir nėra ūkio subjektų grupės, kurios bet kuris narys vykdo veiklą VPĮ  92 straipsnio 15 dalyje numatytame sąraše nurodytose valstybėse ar teritorijose, narys arba jos vadovas, kitas valdymo ar priežiūros organo narys ar kitas (kiti) asmuo (asmenys), turintis (turintys) teisę atstovauti tiekėjui, subtiekėjui, ūkio subjektui, kurio pajėgumais remiamasi, ar jį kontroliuoti, jo vardu priimti sprendimą, sudaryti sandorį, ir tokiu būdu dalyvauja tokių ūkio subjektų grupių ir (ar) ūkio subjektų veikloje.</w:t>
+              <w:t xml:space="preserve"> ir nėra ūkio subjektų grupės, kurios bet kuris narys vykdo veiklą VPĮ 92 straipsnio 15 dalyje numatytame sąraše nurodytose valstybėse ar teritorijose, narys arba jos vadovas, kitas valdymo ar priežiūros organo narys ar kitas (kiti) asmuo (asmenys), turintis (turintys) teisę atstovauti tiekėjui, subtiekėjui, ūkio subjektui, kurio pajėgumais remiamasi, ar jį kontroliuoti, jo vardu priimti sprendimą, sudaryti sandorį, ir tokiu būdu dalyvauja tokių ūkio subjektų grupių ir (ar) ūkio subjektų veikloje.</w:t>
             </w:r>
             <w:commentRangeEnd w:id="35"/>
             <w:r>
@@ -16267,7 +16267,7 @@
                 <w:sz w:val="20"/>
                 <w:szCs w:val="20"/>
               </w:rPr>
-              <w:t>Dokumentai, kuriuose nenurodytas galiojimo terminas, turi būti  išduoti ar atspausdinti iš informacinės sistemos ne anksčiau kaip prieš tris mėnesius iki tos dienos, kai Perkančiojo subjekto prašymu Tiekėjas turi pateikti dokumentus.</w:t>
+              <w:t>Dokumentai, kuriuose nenurodytas galiojimo terminas, turi būti išduoti ar atspausdinti iš informacinės sistemos ne anksčiau kaip prieš tris mėnesius iki tos dienos, kai Perkančiojo subjekto prašymu Tiekėjas turi pateikti dokumentus.</w:t>
             </w:r>
           </w:p>
           <w:p>
@@ -16471,7 +16471,7 @@
                 <w:sz w:val="20"/>
                 <w:szCs w:val="20"/>
               </w:rPr>
-              <w:t>Tiekėjas, jo Subtiekėjai, Tiekėjų grupės nariai,  ar Ūkio subjektai, kurių pajėgumais remiamasi, ar juos kontroliuojantys asmenys nėra registruoti (jeigu Tiekėjas, jo Subtiekėjas, Tiekėjų grupės narys, Ūkio subjektas, kurio pajėgumais remiamasi, ar kontroliuojantis asmuo yra fizinis asmuo – nuolat gyvenantis ar turintis pilietybę) VPĮ 92 straipsnio 14 dalyje numatytame sąraše nurodytose valstybėse ar teritorijose.</w:t>
+              <w:t>Tiekėjas, jo Subtiekėjai, Tiekėjų grupės nariai, ar Ūkio subjektai, kurių pajėgumais remiamasi, ar juos kontroliuojantys asmenys nėra registruoti (jeigu Tiekėjas, jo Subtiekėjas, Tiekėjų grupės narys, Ūkio subjektas, kurio pajėgumais remiamasi, ar kontroliuojantis asmuo yra fizinis asmuo – nuolat gyvenantis ar turintis pilietybę) VPĮ 92 straipsnio 14 dalyje numatytame sąraše nurodytose valstybėse ar teritorijose.</w:t>
             </w:r>
           </w:p>
           <w:p>
@@ -16559,7 +16559,7 @@
                 <w:sz w:val="20"/>
                 <w:szCs w:val="20"/>
               </w:rPr>
-              <w:t>Pirkime negali dalyvauti Tiekėjai, Subtiekėjai, Tiekėjų grupės nariai, Ūkio subjektai, kurių pajėgumais remiamasi, kuriems ar jų siūlomų prekių gamintojui, juos kontroliuojantiems juridiniams ir (ar) fiziniams  asmenims taikomos Jungtinių Tautų saugumo tarybos, Europos Sąjungos, kitų tarptautinių organizacijų, kurių narė yra arba kuriose dalyvauja Lietuvos Respublika bei Jungtinių Amerikos Valstijų sankcijos (ribojamosios priemonės).</w:t>
+              <w:t>Pirkime negali dalyvauti Tiekėjai, Subtiekėjai, Tiekėjų grupės nariai, Ūkio subjektai, kurių pajėgumais remiamasi, kuriems ar jų siūlomų prekių gamintojui, juos kontroliuojantiems juridiniams ir (ar) fiziniams asmenims taikomos Jungtinių Tautų saugumo tarybos, Europos Sąjungos, kitų tarptautinių organizacijų, kurių narė yra arba kuriose dalyvauja Lietuvos Respublika bei Jungtinių Amerikos Valstijų sankcijos (ribojamosios priemonės).</w:t>
             </w:r>
           </w:p>
         </w:tc>
@@ -16847,7 +16847,7 @@
                 <w:szCs w:val="20"/>
                 <w:lang w:eastAsia="en-US"/>
               </w:rPr>
-              <w:t xml:space="preserve"> d. EPSO-G valdybos patvirtintu EPSO-G įmonių grupės  </w:t>
+              <w:t xml:space="preserve"> d. EPSO-G valdybos patvirtintu EPSO-G įmonių grupės </w:t>
             </w:r>
             <w:r>
               <w:rPr>
@@ -17126,7 +17126,7 @@
                 <w:sz w:val="20"/>
                 <w:szCs w:val="20"/>
               </w:rPr>
-              <w:t>Jei ekonomiškai naudingiausią pasiūlymą pateikęs Tiekėjas/Tiekėjų grupės narys šį klausimyną yra pildęs ne anksčiau kaip prieš 12 mėnesių iki Perkančiojo subjekto prašymo pateikimo ir informacija yra nepasikeitusi, jis gali nepildyti klausimyno, bet per klausimynui užpildyti skirtą terminą pateikti laisvos formos patvirtinimą, kad anksčiau šio tiekėjo  užpildytame Veiklos partnerių patikros klausimyne informacija yra nepasikeitusi.</w:t>
+              <w:t>Jei ekonomiškai naudingiausią pasiūlymą pateikęs Tiekėjas/Tiekėjų grupės narys šį klausimyną yra pildęs ne anksčiau kaip prieš 12 mėnesių iki Perkančiojo subjekto prašymo pateikimo ir informacija yra nepasikeitusi, jis gali nepildyti klausimyno, bet per klausimynui užpildyti skirtą terminą pateikti laisvos formos patvirtinimą, kad anksčiau šio tiekėjo užpildytame Veiklos partnerių patikros klausimyne informacija yra nepasikeitusi.</w:t>
             </w:r>
           </w:p>
           <w:p>
@@ -17164,7 +17164,7 @@
                 <w:sz w:val="20"/>
                 <w:szCs w:val="20"/>
               </w:rPr>
-              <w:t>Perkantysis subjektas atliks su ekonomiškai naudingiausią pasiūlymą pateikusiu tiekėju (tiekėjų grupės nariais, subtiekėjais) susijusių duomenų iš klausimyno ir (ar) prieinamų šaltinių įvertinimą  veiklos partnerio rizikos aspektu. Per Perkančiojo subjekto nustatytą terminą neužpildžius klausimyno, Tiekėjo pasiūlymas b</w:t>
+              <w:t>Perkantysis subjektas atliks su ekonomiškai naudingiausią pasiūlymą pateikusiu tiekėju (tiekėjų grupės nariais, subtiekėjais) susijusių duomenų iš klausimyno ir (ar) prieinamų šaltinių įvertinimą veiklos partnerio rizikos aspektu. Per Perkančiojo subjekto nustatytą terminą neužpildžius klausimyno, Tiekėjo pasiūlymas b</w:t>
             </w:r>
             <w:r>
               <w:rPr>
@@ -17260,7 +17260,7 @@
                 <w:sz w:val="20"/>
                 <w:szCs w:val="20"/>
               </w:rPr>
-              <w:t xml:space="preserve"> sudaryti veiksmų vykdymo planą siekiant išvengti ar  mažinti nustatytas rizikas.</w:t>
+              <w:t xml:space="preserve"> sudaryti veiksmų vykdymo planą siekiant išvengti ar mažinti nustatytas rizikas.</w:t>
             </w:r>
           </w:p>
         </w:tc>
@@ -19995,7 +19995,7 @@
           <w:sz w:val="20"/>
           <w:szCs w:val="20"/>
         </w:rPr>
-        <w:t xml:space="preserve"> darbo dienos,  privalės pateikti užpildytą </w:t>
+        <w:t xml:space="preserve"> darbo dienos, privalės pateikti užpildytą </w:t>
       </w:r>
       <w:r>
         <w:rPr>
@@ -21088,7 +21088,7 @@
           <w:sz w:val="20"/>
           <w:szCs w:val="20"/>
         </w:rPr>
-        <w:t xml:space="preserve"> </w:t>
+        <w:t xml:space="preserve"/>
       </w:r>
       <w:r>
         <w:rPr>
@@ -21183,7 +21183,7 @@
           <w:sz w:val="20"/>
           <w:szCs w:val="20"/>
         </w:rPr>
-        <w:t xml:space="preserve">Pirkime numatoma, kad Perkantysis subjektas informuos Koordinavimo komisiją apie ketinamą sudaryti Sutartį. Atsižvelgiant į tai, Tiekėjas, kuris pateikė ekonomiškai naudingiausią pasiūlymą ir yra nustatytas galimu laimėtoju, Perkančiojo subjekto prašymu, per jo nustatytą terminą, kuris negali būti trumpesnis kaip 3 darbo dienos,  privalės pateikti Tiekėjo, kiekvieno Tiekėjų grupės nario, kiekvieno Ūkio subjekto, kurio pajėgumais remiamasi ir kiekvieno Subtiekėjo užpildytus </w:t>
+        <w:t xml:space="preserve">Pirkime numatoma, kad Perkantysis subjektas informuos Koordinavimo komisiją apie ketinamą sudaryti Sutartį. Atsižvelgiant į tai, Tiekėjas, kuris pateikė ekonomiškai naudingiausią pasiūlymą ir yra nustatytas galimu laimėtoju, Perkančiojo subjekto prašymu, per jo nustatytą terminą, kuris negali būti trumpesnis kaip 3 darbo dienos, privalės pateikti Tiekėjo, kiekvieno Tiekėjų grupės nario, kiekvieno Ūkio subjekto, kurio pajėgumais remiamasi ir kiekvieno Subtiekėjo užpildytus </w:t>
       </w:r>
       <w:r>
         <w:rPr>
@@ -21243,7 +21243,7 @@
       </w:r>
       <w:bookmarkEnd w:id="58"/>
       <w:r>
-        <w:t xml:space="preserve">  IR SUTARTIES ĮVYKDYMO UŽTIKRINIMAS</w:t>
+        <w:t xml:space="preserve"> IR SUTARTIES ĮVYKDYMO UŽTIKRINIMAS</w:t>
       </w:r>
       <w:bookmarkEnd w:id="59"/>
     </w:p>
@@ -24321,7 +24321,7 @@
           <w:sz w:val="16"/>
           <w:szCs w:val="16"/>
         </w:rPr>
-        <w:t xml:space="preserve"> </w:t>
+        <w:t xml:space="preserve"/>
       </w:r>
       <w:r>
         <w:rPr>
@@ -24418,7 +24418,7 @@
           <w:sz w:val="16"/>
           <w:szCs w:val="16"/>
         </w:rPr>
-        <w:t xml:space="preserve"> Tiekėjo finansinis stabilumas ir patikimumas; Tiekėjui taikomos/taikytos sankcijos ir kiti tarptautiniai ribojimai;  Veiklos vykdymas  trečiose šalyse; Veiklos partnerio naudos gavėjų įtakos ir ryšių su Perkančiuoju subjektu; Tiekėjo, jį kontroliuojančių asmenų nusikalstama veika arba ikiteisminiai tyrimai,  vykstantys teismo procesai dėl nusikalstamos veikos; Tiekėjo (ne) taikomos priemonės korupcijos rizikai valdyti, pinigų plovimo ir teroristų finansavimo prevencijai užtikrinti; Tiekėjo akcininkų, dalininkų, dalyvių, vadovų ar kolegialių ir (ar) valdymo organų reputacija.</w:t>
+        <w:t xml:space="preserve"> Tiekėjo finansinis stabilumas ir patikimumas; Tiekėjui taikomos/taikytos sankcijos ir kiti tarptautiniai ribojimai; Veiklos vykdymas trečiose šalyse; Veiklos partnerio naudos gavėjų įtakos ir ryšių su Perkančiuoju subjektu; Tiekėjo, jį kontroliuojančių asmenų nusikalstama veika arba ikiteisminiai tyrimai, vykstantys teismo procesai dėl nusikalstamos veikos; Tiekėjo (ne) taikomos priemonės korupcijos rizikai valdyti, pinigų plovimo ir teroristų finansavimo prevencijai užtikrinti; Tiekėjo akcininkų, dalininkų, dalyvių, vadovų ar kolegialių ir (ar) valdymo organų reputacija.</w:t>
       </w:r>
     </w:p>
     <w:p>

--- a/PP-salygos/templates/SSD_LT_SPS.docx
+++ b/PP-salygos/templates/SSD_LT_SPS.docx
@@ -4624,7 +4624,7 @@
           <w:sz w:val="20"/>
           <w:szCs w:val="20"/>
         </w:rPr>
-        <w:t>bus prašoma pateikti tik iš Tiekėjo, kuris pagal sudarytą pasiūlymų eilę, pateikė ekonomiškai naudingiausią pasiūlymą.</w:t>
+        <w:t>bus prašoma pateikti tik iš Tiekėjo, kuris pagal sudarytą pasiūlymų eilę pateikė ekonomiškai naudingiausią pasiūlymą.</w:t>
       </w:r>
     </w:p>
     <w:bookmarkEnd w:id="16"/>
@@ -4937,7 +4937,7 @@
           <w:sz w:val="20"/>
           <w:szCs w:val="20"/>
         </w:rPr>
-        <w:t>, bus prašoma pateikti tik iš Tiekėjo, kuris pagal sudarytą pasiūlymų eilę, pateikė ekonomiškai naudingiausią pasiūlymą.</w:t>
+        <w:t>, bus prašoma pateikti tik iš Tiekėjo, kuris pagal sudarytą pasiūlymų eilę pateikė ekonomiškai naudingiausią pasiūlymą.</w:t>
       </w:r>
     </w:p>
     <w:p>
@@ -12344,7 +12344,7 @@
           <w:sz w:val="20"/>
           <w:szCs w:val="20"/>
         </w:rPr>
-        <w:t xml:space="preserve">Tiekėjas arba jo pasitelktas subtiekėjas, arba ūkio subjektas, kurio pajėgumais remiamasi privalo atitikti bent vieną iš socialinių reikalavimų, nurodytų </w:t>
+        <w:t xml:space="preserve">Tiekėjas arba jo pasitelktas subtiekėjas, arba ūkio subjektas, kurio pajėgumais remiamasi, privalo atitikti bent vieną iš socialinių reikalavimų, nurodytų </w:t>
       </w:r>
       <w:r>
         <w:rPr>
@@ -12371,7 +12371,7 @@
           <w:sz w:val="20"/>
           <w:szCs w:val="20"/>
         </w:rPr>
-        <w:t xml:space="preserve"> t. y., bent vieną iš </w:t>
+        <w:t xml:space="preserve"> t. y. bent vieną iš </w:t>
       </w:r>
       <w:r>
         <w:rPr>
@@ -12392,7 +12392,7 @@
           <w:sz w:val="20"/>
           <w:szCs w:val="20"/>
         </w:rPr>
-        <w:t xml:space="preserve"> 1 punkte nurodytų šeimos ir darbo įsipareigojimų derinimo priemonių ir / </w:t>
+        <w:t xml:space="preserve"> 1 punkte nurodytų šeimos ir darbo įsipareigojimų derinimo priemonių ir (a</w:t>
       </w:r>
       <w:r>
         <w:rPr>
@@ -12403,7 +12403,7 @@
           <w:szCs w:val="20"/>
           <w:u w:val="single"/>
         </w:rPr>
-        <w:t>arba</w:t>
+        <w:t>rba)</w:t>
       </w:r>
       <w:r>
         <w:rPr>
@@ -12438,7 +12438,7 @@
           <w:sz w:val="20"/>
           <w:szCs w:val="20"/>
         </w:rPr>
-        <w:t xml:space="preserve"> (vieno ar kelių), bus prašoma pateikti tik iš Tiekėjo, kuris pagal sudarytą pasiūlymų eilę, pateikė ekonomiškai naudingiausią pasiūlymą.</w:t>
+        <w:t xml:space="preserve"> (vieno ar kelių), bus prašoma pateikti tik iš Tiekėjo, kuris pagal sudarytą pasiūlymų eilę pateikė ekonomiškai naudingiausią pasiūlymą.</w:t>
       </w:r>
     </w:p>
     <w:p>
@@ -13200,7 +13200,7 @@
                 <w:sz w:val="20"/>
                 <w:szCs w:val="20"/>
               </w:rPr>
-              <w:t>Kitų dokumentų bus prašoma pateikti tik iš Tiekėjo, kuris pagal sudarytą pasiūlymų eilę, pateikė ekonomiškai naudingiausią pasiūlymą:</w:t>
+              <w:t>Kitų dokumentų bus prašoma pateikti tik iš Tiekėjo, kuris pagal sudarytą pasiūlymų eilę pateikė ekonomiškai naudingiausią pasiūlymą:</w:t>
             </w:r>
             <w:r>
               <w:rPr>
@@ -14048,7 +14048,7 @@
                 <w:sz w:val="20"/>
                 <w:szCs w:val="20"/>
               </w:rPr>
-              <w:t>Kitų dokumentų (vieno ar kelių) bus prašoma pateikti tik iš Tiekėjo, kuris pagal sudarytą pasiūlymų eilę, pateikė ekonomiškai naudingiausią pasiūlymą:</w:t>
+              <w:t>Kitų dokumentų (vieno ar kelių) bus prašoma pateikti tik iš Tiekėjo, kuris pagal sudarytą pasiūlymų eilę pateikė ekonomiškai naudingiausią pasiūlymą:</w:t>
             </w:r>
           </w:p>
           <w:p>
@@ -15878,7 +15878,7 @@
                 <w:sz w:val="20"/>
                 <w:szCs w:val="20"/>
               </w:rPr>
-              <w:t xml:space="preserve">bus prašoma pateikti tik iš Tiekėjo, kuris pagal sudarytą pasiūlymų eilę, pateikė ekonomiškai naudingiausią pasiūlymą: Tiekėjo, jo Subtiekėjų, Tiekėjų grupės narių, Ūkio subjektų, kurių pajėgumais remiamasi, </w:t>
+              <w:t xml:space="preserve">bus prašoma pateikti tik iš Tiekėjo, kuris pagal sudarytą pasiūlymų eilę pateikė ekonomiškai naudingiausią pasiūlymą: Tiekėjo, jo Subtiekėjų, Tiekėjų grupės narių, Ūkio subjektų, kurių pajėgumais remiamasi, </w:t>
             </w:r>
             <w:r>
               <w:rPr>

--- a/PP-salygos/templates/SSD_LT_SPS.docx
+++ b/PP-salygos/templates/SSD_LT_SPS.docx
@@ -16559,7 +16559,7 @@
                 <w:sz w:val="20"/>
                 <w:szCs w:val="20"/>
               </w:rPr>
-              <w:t>Pirkime negali dalyvauti Tiekėjai, Subtiekėjai, Tiekėjų grupės nariai, Ūkio subjektai, kurių pajėgumais remiamasi, kuriems ar jų siūlomų prekių gamintojui, juos kontroliuojantiems juridiniams ir (ar) fiziniams asmenims taikomos Jungtinių Tautų saugumo tarybos, Europos Sąjungos, kitų tarptautinių organizacijų, kurių narė yra arba kuriose dalyvauja Lietuvos Respublika bei Jungtinių Amerikos Valstijų sankcijos (ribojamosios priemonės).</w:t>
+              <w:t>Pirkime negali dalyvauti Tiekėjai, Subtiekėjai, Tiekėjų grupės nariai, Ūkio subjektai, kurių pajėgumais remiamasi, kuriems ar jų siūlomų prekių gamintojui, juos kontroliuojantiems juridiniams ir (ar) fiziniams asmenims taikomos Jungtinių Tautų saugumo tarybos, Europos Sąjungos, kitų tarptautinių organizacijų, kurių narė yra arba kuriose dalyvauja Lietuvos Respublika, bei Jungtinių Amerikos Valstijų sankcijos (ribojamosios priemonės).</w:t>
             </w:r>
           </w:p>
         </w:tc>
@@ -16673,7 +16673,7 @@
                 <w:sz w:val="20"/>
                 <w:szCs w:val="20"/>
               </w:rPr>
-              <w:t>Pirkime negali dalyvauti Tiekėjai, Subtiekėjai, Tiekėjų grupės nariai, Ūkio subjektai, kurių pajėgumais remiamasi , kurie nėra registruoti (Tiekėjas, Tiekėjų grupės narys, Subtiekėjas, Ūkio subjektas, kurio pajėgumais remiamasi, Kvazisubtiekėjas, kuris yra fizinis asmuo – nuolat gyvenantis ar turintys pilietybę) Europos Sąjungos valstybėje narėje, Šiaurės Atlanto sutarties organizacijos valstybėje narėje ar trečiojoje šalyje, pasirašiusioje PĮ 29 straipsnio 4 dalyje nurodytus tarptautinius susitarimus.</w:t>
+              <w:t>Pirkime negali dalyvauti Tiekėjai, Subtiekėjai, Tiekėjų grupės nariai, Ūkio subjektai, kurių pajėgumais remiamasi , kurie nėra registruoti (jeigu Tiekėjas, Tiekėjų grupės narys, Subtiekėjas, Ūkio subjektas, kurio pajėgumais remiamasi, ar Kvazisubtiekėjas yra fizinis asmuo – nuolat gyvenantis ar turintis pilietybę) Europos Sąjungos valstybėje narėje, Šiaurės Atlanto sutarties organizacijos valstybėje narėje ar trečiojoje šalyje, pasirašiusioje PĮ 29 straipsnio 4 dalyje nurodytus tarptautinius susitarimus.</w:t>
             </w:r>
             <w:r>
               <w:rPr>

--- a/PP-salygos/templates/SSD_LT_SPS.docx
+++ b/PP-salygos/templates/SSD_LT_SPS.docx
@@ -23696,7 +23696,7 @@
         <w:rPr>
           <w:u w:val="single"/>
         </w:rPr>
-        <w:t xml:space="preserve">kurių vertė viršija 803 tūkstančius eurų, </w:t>
+        <w:t xml:space="preserve">kurių vertė viršija vidaus taisyklėse nustatytą ribą, </w:t>
       </w:r>
       <w:r>
         <w:t xml:space="preserve">žemesnės vertės pirkimuose taikoma atsižvelgus į įsipareigojimų nevykdymo riziką. Užtikrinimo priemonių pirkimuose, </w:t>
@@ -23705,7 +23705,7 @@
         <w:rPr>
           <w:u w:val="single"/>
         </w:rPr>
-        <w:t>kurių vertė viršija 803 tūkstančius eurų</w:t>
+        <w:t>kurių vertė viršija vidaus taisyklėse nustatytą ribą</w:t>
       </w:r>
       <w:r>
         <w:t xml:space="preserve"> gali būti neprašoma, jeigu Pirkėjas prieš Pirkimą parengia ir pateikia Grupės iždui raštišką argumentaciją, kodėl Užtikrinimo priemonės konkretaus sandorio atžvilgiu nėra tikslingos arba jei, vadovaujantis teisės aktų nuostatomis, yra vykdoma neskelbiamo Pirkimo procedūra iš vienintelio Tiekėjo. Rekomenduojama užtikrinimo vertė nuo pradinės sutarties vertės – ne mažiau nei 10 proc.“. </w:t>

--- a/PP-salygos/templates/SSD_LT_SPS.docx
+++ b/PP-salygos/templates/SSD_LT_SPS.docx
@@ -21625,7 +21625,7 @@
           <w:sz w:val="20"/>
           <w:szCs w:val="20"/>
         </w:rPr>
-        <w:t xml:space="preserve">. Laimėjęs Tiekėjas pateikia Sutarties užtikrinimo įvykdymo užtikrinimą </w:t>
+        <w:t xml:space="preserve">. Laimėjęs Tiekėjas pateikia Sutarties įvykdymo užtikrinimą </w:t>
       </w:r>
       <w:r>
         <w:rPr>

--- a/PP-salygos/templates/SSD_LT_SPS.docx
+++ b/PP-salygos/templates/SSD_LT_SPS.docx
@@ -11209,7 +11209,7 @@
           <w:sz w:val="20"/>
           <w:szCs w:val="20"/>
         </w:rPr>
-        <w:t xml:space="preserve">reikia pateikti SPS 6 priedo 2 priedėlį (Kvazisubtiekėjo sutikimą būti įdarbintu). Jeigu Tiekėjas neplanuoja specialisto įdarbinti, tokiu atveju toks specialistas </w:t>
+        <w:t xml:space="preserve">reikia pateikti SPS 5 priedo 2 priedėlį (Kvazisubtiekėjo sutikimą būti įdarbintu). Jeigu Tiekėjas neplanuoja specialisto įdarbinti, tokiu atveju toks specialistas </w:t>
       </w:r>
       <w:r>
         <w:rPr>
@@ -17778,7 +17778,7 @@
           <w:sz w:val="20"/>
           <w:szCs w:val="20"/>
         </w:rPr>
-        <w:t xml:space="preserve">SPS 6 priedo </w:t>
+        <w:t xml:space="preserve">SPS 5 priedo </w:t>
       </w:r>
       <w:r>
         <w:rPr>

--- a/PP-salygos/templates/SSD_LT_SPS.docx
+++ b/PP-salygos/templates/SSD_LT_SPS.docx
@@ -14247,7 +14247,7 @@
           <w:sz w:val="20"/>
           <w:szCs w:val="20"/>
         </w:rPr>
-        <w:t>4 lentelė</w:t>
+        <w:t>5 lentelė</w:t>
       </w:r>
     </w:p>
     <w:tbl>

--- a/PP-salygos/templates/SSD_LT_SPS.docx
+++ b/PP-salygos/templates/SSD_LT_SPS.docx
@@ -15495,7 +15495,7 @@
                 <w:sz w:val="20"/>
                 <w:szCs w:val="20"/>
               </w:rPr>
-              <w:t>Atitikimas reikalavimui turi būti deklaruojamas Paraiškoje ir Pasiūlyme (</w:t>
+              <w:t>Atitikimas reikalavimui turi būti deklaruojamas Pasiūlyme (</w:t>
             </w:r>
             <w:r>
               <w:rPr>

--- a/PP-salygos/templates/SSD_LT_SPS.docx
+++ b/PP-salygos/templates/SSD_LT_SPS.docx
@@ -17769,7 +17769,7 @@
           <w:sz w:val="20"/>
           <w:szCs w:val="20"/>
         </w:rPr>
-        <w:t xml:space="preserve">Užpildytas ir pasirašytas deklaracijas, patvirtinančias sutikimą būti Subtiekėju, Ūkio subjektu, kurio pajėgumais remiamasi Perkančiojo subjekto atliekamame Pirkime, ar/ar Kvazisubtiekėjo sutikimą būti įdarbintu Pirkimo laimėjimo atveju pagal </w:t>
+        <w:t xml:space="preserve">Užpildytas ir pasirašytas deklaracijas, patvirtinančias sutikimą būti Subtiekėju, Ūkio subjektu, kurio pajėgumais remiamasi Perkančiojo subjekto atliekamame Pirkime, ir/ar Kvazisubtiekėjo sutikimą būti įdarbintu Pirkimo laimėjimo atveju pagal </w:t>
       </w:r>
       <w:r>
         <w:rPr>

--- a/PP-salygos/templates/SSD_LT_SPS.docx
+++ b/PP-salygos/templates/SSD_LT_SPS.docx
@@ -19207,7 +19207,7 @@
           <w:sz w:val="20"/>
           <w:szCs w:val="20"/>
         </w:rPr>
-        <w:t xml:space="preserve">Galutiniu </w:t>
+        <w:t xml:space="preserve">Pirminiu </w:t>
       </w:r>
       <w:r>
         <w:rPr>
@@ -19324,7 +19324,7 @@
           <w:sz w:val="20"/>
           <w:szCs w:val="20"/>
         </w:rPr>
-        <w:t xml:space="preserve">Galutinių </w:t>
+        <w:t xml:space="preserve">Pirminių </w:t>
       </w:r>
       <w:r>
         <w:rPr>
@@ -19507,7 +19507,7 @@
           <w:sz w:val="20"/>
           <w:szCs w:val="20"/>
         </w:rPr>
-        <w:t xml:space="preserve">Galutinių </w:t>
+        <w:t xml:space="preserve">Pirminių </w:t>
       </w:r>
       <w:r>
         <w:rPr>
@@ -19523,7 +19523,7 @@
           <w:sz w:val="20"/>
           <w:szCs w:val="20"/>
         </w:rPr>
-        <w:t>asiūlymų pateikimo termino pabaigos ir joje turi būti nurodytas garantijos galiojimo terminas.</w:t>
+        <w:t>asiūlymų pateikimo termino pabaigos ir joje turi būti nurodytas garantijos galiojimo terminas. Jeigu bus prašoma pateikti Galutinį pasiūlymą, banko garantija turi galioti tiek pat dienų po Galutinių pasiūlymų pateikimo termino pabaigos; prireikus Tiekėjas ją pratęsia ir pratęsimą pateikia kartu su Galutiniu pasiūlymu.</w:t>
       </w:r>
     </w:p>
     <w:p>
